--- a/MK3/ВС_отчет_3.docx
+++ b/MK3/ВС_отчет_3.docx
@@ -127,19 +127,7 @@
         <w:rPr>
           <w:rFonts w:cs="Times New Roman"/>
         </w:rPr>
-        <w:t xml:space="preserve">Мастер-класс № 3</w:t>
-      </w:r>
-      <w:r>
-        <w:rPr>
-          <w:rFonts w:cs="Times New Roman"/>
-        </w:rPr>
-        <w:t xml:space="preserve"/>
-      </w:r>
-      <w:r>
-        <w:rPr>
-          <w:rFonts w:cs="Times New Roman"/>
-        </w:rPr>
-        <w:t/>
+        <w:t>Мастер-класс № 3</w:t>
       </w:r>
     </w:p>
     <w:p>
@@ -160,34 +148,12 @@
         <w:rPr>
           <w:rFonts w:cs="Times New Roman"/>
         </w:rPr>
-        <w:t xml:space="preserve">Вариант 2 «Тетрис»</w:t>
-      </w:r>
-      <w:r>
-        <w:rPr>
-          <w:rFonts w:cs="Times New Roman"/>
-        </w:rPr>
-        <w:t/>
+        <w:t xml:space="preserve">Вариант 2 </w:t>
       </w:r>
     </w:p>
     <w:p/>
-    <w:p>
-      <w:pPr>
-        <w:ind w:left="-567"/>
-        <w:jc w:val="center"/>
-      </w:pPr>
-      <w:r>
-        <w:t>Программирование микроконтроллеров</w:t>
-      </w:r>
-    </w:p>
-    <w:p>
-      <w:pPr>
-        <w:ind w:left="-567"/>
-        <w:jc w:val="center"/>
-      </w:pPr>
-      <w:r>
-        <w:t>с операционной системой FreeRTOS</w:t>
-      </w:r>
-    </w:p>
+    <w:p/>
+    <w:p/>
     <w:p/>
     <w:p/>
     <w:p/>
@@ -460,6 +426,7 @@
             <w:pStyle w:val="ac"/>
             <w:jc w:val="center"/>
             <w:rPr>
+              <w:rFonts w:cs="Times New Roman"/>
               <w:b/>
               <w:bCs w:val="0"/>
               <w:sz w:val="36"/>
@@ -468,6 +435,7 @@
           </w:pPr>
           <w:r>
             <w:rPr>
+              <w:rFonts w:cs="Times New Roman"/>
               <w:b/>
               <w:bCs w:val="0"/>
               <w:sz w:val="36"/>
@@ -483,7 +451,7 @@
               <w:tab w:val="right" w:leader="dot" w:pos="9345"/>
             </w:tabs>
             <w:rPr>
-              <w:rFonts w:eastAsiaTheme="minorEastAsia" w:cstheme="minorBidi"/>
+              <w:rFonts w:ascii="Times New Roman" w:eastAsiaTheme="minorEastAsia" w:hAnsi="Times New Roman" w:cs="Times New Roman"/>
               <w:b w:val="0"/>
               <w:bCs w:val="0"/>
               <w:i w:val="0"/>
@@ -529,13 +497,18 @@
             <w:r>
               <w:rPr>
                 <w:rStyle w:val="ad"/>
-                <w:rFonts w:eastAsiaTheme="majorEastAsia"/>
+                <w:rFonts w:ascii="Times New Roman" w:eastAsiaTheme="majorEastAsia" w:hAnsi="Times New Roman" w:cs="Times New Roman"/>
+                <w:i w:val="0"/>
+                <w:iCs w:val="0"/>
                 <w:noProof/>
               </w:rPr>
               <w:t>Цель и задачи</w:t>
             </w:r>
             <w:r>
               <w:rPr>
+                <w:rFonts w:ascii="Times New Roman" w:hAnsi="Times New Roman" w:cs="Times New Roman"/>
+                <w:i w:val="0"/>
+                <w:iCs w:val="0"/>
                 <w:noProof/>
                 <w:webHidden/>
               </w:rPr>
@@ -543,6 +516,9 @@
             </w:r>
             <w:r>
               <w:rPr>
+                <w:rFonts w:ascii="Times New Roman" w:hAnsi="Times New Roman" w:cs="Times New Roman"/>
+                <w:i w:val="0"/>
+                <w:iCs w:val="0"/>
                 <w:noProof/>
                 <w:webHidden/>
               </w:rPr>
@@ -550,6 +526,9 @@
             </w:r>
             <w:r>
               <w:rPr>
+                <w:rFonts w:ascii="Times New Roman" w:hAnsi="Times New Roman" w:cs="Times New Roman"/>
+                <w:i w:val="0"/>
+                <w:iCs w:val="0"/>
                 <w:noProof/>
                 <w:webHidden/>
               </w:rPr>
@@ -557,12 +536,18 @@
             </w:r>
             <w:r>
               <w:rPr>
+                <w:rFonts w:ascii="Times New Roman" w:hAnsi="Times New Roman" w:cs="Times New Roman"/>
+                <w:i w:val="0"/>
+                <w:iCs w:val="0"/>
                 <w:noProof/>
                 <w:webHidden/>
               </w:rPr>
             </w:r>
             <w:r>
               <w:rPr>
+                <w:rFonts w:ascii="Times New Roman" w:hAnsi="Times New Roman" w:cs="Times New Roman"/>
+                <w:i w:val="0"/>
+                <w:iCs w:val="0"/>
                 <w:noProof/>
                 <w:webHidden/>
               </w:rPr>
@@ -570,6 +555,9 @@
             </w:r>
             <w:r>
               <w:rPr>
+                <w:rFonts w:ascii="Times New Roman" w:hAnsi="Times New Roman" w:cs="Times New Roman"/>
+                <w:i w:val="0"/>
+                <w:iCs w:val="0"/>
                 <w:noProof/>
                 <w:webHidden/>
               </w:rPr>
@@ -577,6 +565,9 @@
             </w:r>
             <w:r>
               <w:rPr>
+                <w:rFonts w:ascii="Times New Roman" w:hAnsi="Times New Roman" w:cs="Times New Roman"/>
+                <w:i w:val="0"/>
+                <w:iCs w:val="0"/>
                 <w:noProof/>
                 <w:webHidden/>
               </w:rPr>
@@ -591,7 +582,7 @@
               <w:tab w:val="right" w:leader="dot" w:pos="9345"/>
             </w:tabs>
             <w:rPr>
-              <w:rFonts w:eastAsiaTheme="minorEastAsia" w:cstheme="minorBidi"/>
+              <w:rFonts w:ascii="Times New Roman" w:eastAsiaTheme="minorEastAsia" w:hAnsi="Times New Roman" w:cs="Times New Roman"/>
               <w:b w:val="0"/>
               <w:bCs w:val="0"/>
               <w:i w:val="0"/>
@@ -606,13 +597,18 @@
             <w:r>
               <w:rPr>
                 <w:rStyle w:val="ad"/>
-                <w:rFonts w:eastAsiaTheme="majorEastAsia"/>
+                <w:rFonts w:ascii="Times New Roman" w:eastAsiaTheme="majorEastAsia" w:hAnsi="Times New Roman" w:cs="Times New Roman"/>
+                <w:i w:val="0"/>
+                <w:iCs w:val="0"/>
                 <w:noProof/>
               </w:rPr>
               <w:t>Схема взаимодействия</w:t>
             </w:r>
             <w:r>
               <w:rPr>
+                <w:rFonts w:ascii="Times New Roman" w:hAnsi="Times New Roman" w:cs="Times New Roman"/>
+                <w:i w:val="0"/>
+                <w:iCs w:val="0"/>
                 <w:noProof/>
                 <w:webHidden/>
               </w:rPr>
@@ -620,6 +616,9 @@
             </w:r>
             <w:r>
               <w:rPr>
+                <w:rFonts w:ascii="Times New Roman" w:hAnsi="Times New Roman" w:cs="Times New Roman"/>
+                <w:i w:val="0"/>
+                <w:iCs w:val="0"/>
                 <w:noProof/>
                 <w:webHidden/>
               </w:rPr>
@@ -627,6 +626,9 @@
             </w:r>
             <w:r>
               <w:rPr>
+                <w:rFonts w:ascii="Times New Roman" w:hAnsi="Times New Roman" w:cs="Times New Roman"/>
+                <w:i w:val="0"/>
+                <w:iCs w:val="0"/>
                 <w:noProof/>
                 <w:webHidden/>
               </w:rPr>
@@ -634,12 +636,18 @@
             </w:r>
             <w:r>
               <w:rPr>
+                <w:rFonts w:ascii="Times New Roman" w:hAnsi="Times New Roman" w:cs="Times New Roman"/>
+                <w:i w:val="0"/>
+                <w:iCs w:val="0"/>
                 <w:noProof/>
                 <w:webHidden/>
               </w:rPr>
             </w:r>
             <w:r>
               <w:rPr>
+                <w:rFonts w:ascii="Times New Roman" w:hAnsi="Times New Roman" w:cs="Times New Roman"/>
+                <w:i w:val="0"/>
+                <w:iCs w:val="0"/>
                 <w:noProof/>
                 <w:webHidden/>
               </w:rPr>
@@ -647,13 +655,19 @@
             </w:r>
             <w:r>
               <w:rPr>
+                <w:rFonts w:ascii="Times New Roman" w:hAnsi="Times New Roman" w:cs="Times New Roman"/>
+                <w:i w:val="0"/>
+                <w:iCs w:val="0"/>
                 <w:noProof/>
                 <w:webHidden/>
               </w:rPr>
-              <w:t>4</w:t>
+              <w:t>3</w:t>
             </w:r>
             <w:r>
               <w:rPr>
+                <w:rFonts w:ascii="Times New Roman" w:hAnsi="Times New Roman" w:cs="Times New Roman"/>
+                <w:i w:val="0"/>
+                <w:iCs w:val="0"/>
                 <w:noProof/>
                 <w:webHidden/>
               </w:rPr>
@@ -668,7 +682,7 @@
               <w:tab w:val="right" w:leader="dot" w:pos="9345"/>
             </w:tabs>
             <w:rPr>
-              <w:rFonts w:eastAsiaTheme="minorEastAsia" w:cstheme="minorBidi"/>
+              <w:rFonts w:ascii="Times New Roman" w:eastAsiaTheme="minorEastAsia" w:hAnsi="Times New Roman" w:cs="Times New Roman"/>
               <w:b w:val="0"/>
               <w:bCs w:val="0"/>
               <w:i w:val="0"/>
@@ -683,13 +697,18 @@
             <w:r>
               <w:rPr>
                 <w:rStyle w:val="ad"/>
-                <w:rFonts w:eastAsiaTheme="majorEastAsia"/>
+                <w:rFonts w:ascii="Times New Roman" w:eastAsiaTheme="majorEastAsia" w:hAnsi="Times New Roman" w:cs="Times New Roman"/>
+                <w:i w:val="0"/>
+                <w:iCs w:val="0"/>
                 <w:noProof/>
               </w:rPr>
               <w:t>Описание процессов на схеме</w:t>
             </w:r>
             <w:r>
               <w:rPr>
+                <w:rFonts w:ascii="Times New Roman" w:hAnsi="Times New Roman" w:cs="Times New Roman"/>
+                <w:i w:val="0"/>
+                <w:iCs w:val="0"/>
                 <w:noProof/>
                 <w:webHidden/>
               </w:rPr>
@@ -697,6 +716,9 @@
             </w:r>
             <w:r>
               <w:rPr>
+                <w:rFonts w:ascii="Times New Roman" w:hAnsi="Times New Roman" w:cs="Times New Roman"/>
+                <w:i w:val="0"/>
+                <w:iCs w:val="0"/>
                 <w:noProof/>
                 <w:webHidden/>
               </w:rPr>
@@ -704,6 +726,9 @@
             </w:r>
             <w:r>
               <w:rPr>
+                <w:rFonts w:ascii="Times New Roman" w:hAnsi="Times New Roman" w:cs="Times New Roman"/>
+                <w:i w:val="0"/>
+                <w:iCs w:val="0"/>
                 <w:noProof/>
                 <w:webHidden/>
               </w:rPr>
@@ -711,12 +736,18 @@
             </w:r>
             <w:r>
               <w:rPr>
+                <w:rFonts w:ascii="Times New Roman" w:hAnsi="Times New Roman" w:cs="Times New Roman"/>
+                <w:i w:val="0"/>
+                <w:iCs w:val="0"/>
                 <w:noProof/>
                 <w:webHidden/>
               </w:rPr>
             </w:r>
             <w:r>
               <w:rPr>
+                <w:rFonts w:ascii="Times New Roman" w:hAnsi="Times New Roman" w:cs="Times New Roman"/>
+                <w:i w:val="0"/>
+                <w:iCs w:val="0"/>
                 <w:noProof/>
                 <w:webHidden/>
               </w:rPr>
@@ -724,13 +755,19 @@
             </w:r>
             <w:r>
               <w:rPr>
+                <w:rFonts w:ascii="Times New Roman" w:hAnsi="Times New Roman" w:cs="Times New Roman"/>
+                <w:i w:val="0"/>
+                <w:iCs w:val="0"/>
                 <w:noProof/>
                 <w:webHidden/>
               </w:rPr>
-              <w:t>5</w:t>
+              <w:t>4</w:t>
             </w:r>
             <w:r>
               <w:rPr>
+                <w:rFonts w:ascii="Times New Roman" w:hAnsi="Times New Roman" w:cs="Times New Roman"/>
+                <w:i w:val="0"/>
+                <w:iCs w:val="0"/>
                 <w:noProof/>
                 <w:webHidden/>
               </w:rPr>
@@ -745,7 +782,7 @@
               <w:tab w:val="right" w:leader="dot" w:pos="9345"/>
             </w:tabs>
             <w:rPr>
-              <w:rFonts w:eastAsiaTheme="minorEastAsia" w:cstheme="minorBidi"/>
+              <w:rFonts w:ascii="Times New Roman" w:eastAsiaTheme="minorEastAsia" w:hAnsi="Times New Roman" w:cs="Times New Roman"/>
               <w:b w:val="0"/>
               <w:bCs w:val="0"/>
               <w:i w:val="0"/>
@@ -760,13 +797,18 @@
             <w:r>
               <w:rPr>
                 <w:rStyle w:val="ad"/>
-                <w:rFonts w:eastAsiaTheme="majorEastAsia"/>
+                <w:rFonts w:ascii="Times New Roman" w:eastAsiaTheme="majorEastAsia" w:hAnsi="Times New Roman" w:cs="Times New Roman"/>
+                <w:i w:val="0"/>
+                <w:iCs w:val="0"/>
                 <w:noProof/>
               </w:rPr>
               <w:t>Руководство пользователя</w:t>
             </w:r>
             <w:r>
               <w:rPr>
+                <w:rFonts w:ascii="Times New Roman" w:hAnsi="Times New Roman" w:cs="Times New Roman"/>
+                <w:i w:val="0"/>
+                <w:iCs w:val="0"/>
                 <w:noProof/>
                 <w:webHidden/>
               </w:rPr>
@@ -774,6 +816,9 @@
             </w:r>
             <w:r>
               <w:rPr>
+                <w:rFonts w:ascii="Times New Roman" w:hAnsi="Times New Roman" w:cs="Times New Roman"/>
+                <w:i w:val="0"/>
+                <w:iCs w:val="0"/>
                 <w:noProof/>
                 <w:webHidden/>
               </w:rPr>
@@ -781,6 +826,9 @@
             </w:r>
             <w:r>
               <w:rPr>
+                <w:rFonts w:ascii="Times New Roman" w:hAnsi="Times New Roman" w:cs="Times New Roman"/>
+                <w:i w:val="0"/>
+                <w:iCs w:val="0"/>
                 <w:noProof/>
                 <w:webHidden/>
               </w:rPr>
@@ -788,12 +836,18 @@
             </w:r>
             <w:r>
               <w:rPr>
+                <w:rFonts w:ascii="Times New Roman" w:hAnsi="Times New Roman" w:cs="Times New Roman"/>
+                <w:i w:val="0"/>
+                <w:iCs w:val="0"/>
                 <w:noProof/>
                 <w:webHidden/>
               </w:rPr>
             </w:r>
             <w:r>
               <w:rPr>
+                <w:rFonts w:ascii="Times New Roman" w:hAnsi="Times New Roman" w:cs="Times New Roman"/>
+                <w:i w:val="0"/>
+                <w:iCs w:val="0"/>
                 <w:noProof/>
                 <w:webHidden/>
               </w:rPr>
@@ -801,13 +855,19 @@
             </w:r>
             <w:r>
               <w:rPr>
+                <w:rFonts w:ascii="Times New Roman" w:hAnsi="Times New Roman" w:cs="Times New Roman"/>
+                <w:i w:val="0"/>
+                <w:iCs w:val="0"/>
                 <w:noProof/>
                 <w:webHidden/>
               </w:rPr>
-              <w:t>6</w:t>
+              <w:t>7</w:t>
             </w:r>
             <w:r>
               <w:rPr>
+                <w:rFonts w:ascii="Times New Roman" w:hAnsi="Times New Roman" w:cs="Times New Roman"/>
+                <w:i w:val="0"/>
+                <w:iCs w:val="0"/>
                 <w:noProof/>
                 <w:webHidden/>
               </w:rPr>
@@ -822,7 +882,7 @@
               <w:tab w:val="right" w:leader="dot" w:pos="9345"/>
             </w:tabs>
             <w:rPr>
-              <w:rFonts w:eastAsiaTheme="minorEastAsia" w:cstheme="minorBidi"/>
+              <w:rFonts w:ascii="Times New Roman" w:eastAsiaTheme="minorEastAsia" w:hAnsi="Times New Roman" w:cs="Times New Roman"/>
               <w:b w:val="0"/>
               <w:bCs w:val="0"/>
               <w:i w:val="0"/>
@@ -837,13 +897,18 @@
             <w:r>
               <w:rPr>
                 <w:rStyle w:val="ad"/>
-                <w:rFonts w:eastAsiaTheme="majorEastAsia"/>
+                <w:rFonts w:ascii="Times New Roman" w:eastAsiaTheme="majorEastAsia" w:hAnsi="Times New Roman" w:cs="Times New Roman"/>
+                <w:i w:val="0"/>
+                <w:iCs w:val="0"/>
                 <w:noProof/>
               </w:rPr>
               <w:t>Исходный код</w:t>
             </w:r>
             <w:r>
               <w:rPr>
+                <w:rFonts w:ascii="Times New Roman" w:hAnsi="Times New Roman" w:cs="Times New Roman"/>
+                <w:i w:val="0"/>
+                <w:iCs w:val="0"/>
                 <w:noProof/>
                 <w:webHidden/>
               </w:rPr>
@@ -851,6 +916,9 @@
             </w:r>
             <w:r>
               <w:rPr>
+                <w:rFonts w:ascii="Times New Roman" w:hAnsi="Times New Roman" w:cs="Times New Roman"/>
+                <w:i w:val="0"/>
+                <w:iCs w:val="0"/>
                 <w:noProof/>
                 <w:webHidden/>
               </w:rPr>
@@ -858,6 +926,9 @@
             </w:r>
             <w:r>
               <w:rPr>
+                <w:rFonts w:ascii="Times New Roman" w:hAnsi="Times New Roman" w:cs="Times New Roman"/>
+                <w:i w:val="0"/>
+                <w:iCs w:val="0"/>
                 <w:noProof/>
                 <w:webHidden/>
               </w:rPr>
@@ -865,12 +936,18 @@
             </w:r>
             <w:r>
               <w:rPr>
+                <w:rFonts w:ascii="Times New Roman" w:hAnsi="Times New Roman" w:cs="Times New Roman"/>
+                <w:i w:val="0"/>
+                <w:iCs w:val="0"/>
                 <w:noProof/>
                 <w:webHidden/>
               </w:rPr>
             </w:r>
             <w:r>
               <w:rPr>
+                <w:rFonts w:ascii="Times New Roman" w:hAnsi="Times New Roman" w:cs="Times New Roman"/>
+                <w:i w:val="0"/>
+                <w:iCs w:val="0"/>
                 <w:noProof/>
                 <w:webHidden/>
               </w:rPr>
@@ -878,13 +955,19 @@
             </w:r>
             <w:r>
               <w:rPr>
+                <w:rFonts w:ascii="Times New Roman" w:hAnsi="Times New Roman" w:cs="Times New Roman"/>
+                <w:i w:val="0"/>
+                <w:iCs w:val="0"/>
                 <w:noProof/>
                 <w:webHidden/>
               </w:rPr>
-              <w:t>7</w:t>
+              <w:t>8</w:t>
             </w:r>
             <w:r>
               <w:rPr>
+                <w:rFonts w:ascii="Times New Roman" w:hAnsi="Times New Roman" w:cs="Times New Roman"/>
+                <w:i w:val="0"/>
+                <w:iCs w:val="0"/>
                 <w:noProof/>
                 <w:webHidden/>
               </w:rPr>
@@ -933,140 +1016,114 @@
     </w:p>
     <w:p/>
     <w:p>
+      <w:pPr>
+        <w:jc w:val="both"/>
+      </w:pPr>
       <w:r>
-        <w:t xml:space="preserve">Цель: освоить программирование микроконтроллера STM32 с операционной системой FreeRTOS и взаимодействие задач с периферийными устройствами.</w:t>
-      </w:r>
-      <w:r>
-        <w:t xml:space="preserve"/>
-      </w:r>
-      <w:r>
-        <w:t xml:space="preserve"/>
-      </w:r>
-      <w:r>
-        <w:rPr>
-          <w:lang w:val="en-US"/>
-        </w:rPr>
-        <w:t/>
-      </w:r>
-      <w:r>
-        <w:t/>
-      </w:r>
-      <w:r>
-        <w:t xml:space="preserve"/>
-      </w:r>
-      <w:r>
-        <w:t xml:space="preserve"/>
-      </w:r>
-      <w:r>
-        <w:t xml:space="preserve"/>
-      </w:r>
-      <w:proofErr w:type="spellStart"/>
-      <w:r>
-        <w:rPr>
-          <w:lang w:val="en-US"/>
-        </w:rPr>
-        <w:t/>
-      </w:r>
-      <w:proofErr w:type="spellEnd"/>
-      <w:r>
-        <w:t xml:space="preserve"/>
-      </w:r>
-      <w:r>
-        <w:t xml:space="preserve"/>
-      </w:r>
-      <w:r>
-        <w:rPr>
-          <w:lang w:val="en-US"/>
-        </w:rPr>
-        <w:t/>
-      </w:r>
-      <w:r>
-        <w:t xml:space="preserve"/>
-      </w:r>
-      <w:r>
-        <w:rPr>
-          <w:lang w:val="en-US"/>
-        </w:rPr>
-        <w:t/>
-      </w:r>
-      <w:r>
-        <w:t/>
+        <w:t>Цель: освоить программирование микроконтроллера STM32 с операционной системой FreeRTOS и взаимодействие задач с периферийными устройствами.</w:t>
       </w:r>
     </w:p>
     <w:p/>
     <w:p>
+      <w:pPr>
+        <w:jc w:val="both"/>
+      </w:pPr>
       <w:r>
-        <w:t xml:space="preserve">Задачи: реализовать игру «Тетрис» на плате SDK-1.1M с OLED-дисплеем и клавиатурой; разделить ввод, игровую логику и отображение на задачи FreeRTOS; организовать обмен через очереди и защиту общей шины I²C мьютексом.</w:t>
-      </w:r>
-      <w:proofErr w:type="spellStart"/>
-      <w:r>
-        <w:t/>
-      </w:r>
-      <w:proofErr w:type="spellEnd"/>
-      <w:r>
-        <w:t xml:space="preserve"/>
+        <w:t>Задачи: реализовать игру «Тетрис» на плате SDK-1.1M с OLED-дисплеем и клавиатурой; разделить ввод, игровую логику и отображение на задачи FreeRTOS; организовать обмен через очереди и защиту общей шины I²C мьютексом.</w:t>
       </w:r>
     </w:p>
-    <w:p/>
     <w:p>
       <w:pPr>
         <w:jc w:val="both"/>
         <w:rPr>
           <w:szCs w:val="28"/>
+          <w:lang w:val="en-US"/>
         </w:rPr>
       </w:pPr>
+      <w:bookmarkStart w:id="1" w:name="_Toc241674108"/>
       <w:r>
         <w:rPr>
-          <w:szCs w:val="28"/>
+          <w:rFonts w:eastAsiaTheme="minorEastAsia"/>
+        </w:rPr>
+        <w:t xml:space="preserve"> </w:t>
+      </w:r>
+    </w:p>
+    <w:p>
+      <w:pPr>
+        <w:rPr>
+          <w:rFonts w:eastAsiaTheme="minorEastAsia" w:cstheme="majorBidi"/>
+          <w:b/>
+          <w:sz w:val="40"/>
+          <w:szCs w:val="32"/>
+        </w:rPr>
+      </w:pPr>
+      <w:r>
+        <w:rPr>
+          <w:rFonts w:eastAsiaTheme="minorEastAsia"/>
         </w:rPr>
         <w:br w:type="page"/>
       </w:r>
     </w:p>
     <w:p>
       <w:pPr>
-        <w:pStyle w:val="a0"/>
-        <w:jc w:val="center"/>
-        <w:rPr>
-          <w:lang w:val="ru-RU"/>
-        </w:rPr>
-      </w:pPr>
-    </w:p>
-    <w:p>
-      <w:pPr>
         <w:pStyle w:val="1"/>
-        <w:rPr>
-          <w:rFonts w:eastAsiaTheme="minorEastAsia"/>
-        </w:rPr>
-      </w:pPr>
-      <w:bookmarkStart w:id="1" w:name="_Toc241674108"/>
+      </w:pPr>
       <w:r>
         <w:rPr>
           <w:rFonts w:eastAsiaTheme="minorEastAsia"/>
         </w:rPr>
-        <w:t>Схема взаимодействия</w:t>
-      </w:r>
-      <w:bookmarkEnd w:id="1"/>
-    </w:p>
-    <w:p/>
-    <w:p>
-      <w:r>
-        <w:fldChar w:fldCharType="begin"/>
+        <w:lastRenderedPageBreak/>
+        <w:t>Схема в</w:t>
       </w:r>
       <w:r>
-        <w:instrText xml:space="preserve"> INCLUDEPICTURE "https://img.plantuml.biz/plantuml/png/fLJFInj15BxlNp7aBhHLB1IsM1H4H2erkNbPD8V0DbdC5khDZQqM34tfgGGQzTBpccPreldnBxpvZ_gzcTbcixAfq1mokpFVzzxtllTcrvgXTnH-UEyxta7OE19qIHDwK6swmzgdMBKeuNSd0AnsK0kyUYXArAK7Yd4k6Q5ErGd5OkNZIabuJR5TFGwymnpX4f29EgD4HIh2qyb-VQ-yi_n2CzPtA_FmyixprUMN-tKQa0HyYcm93JLsezOCVEzu7b_PU_EkR69LyEGuhYle1ut1FcEDu4jK5FERwWZNTHpa54klhLZnIj1F74Se1ZffIFSeQ7DtwssAisaPM1WtnRA49m4pGR-h2zZ9xhH8YcUcWYiGRs1M2s9OaMxClJh5si7cHDlEnVYDHf23JtKXlnb28ngf2qVWLzJUHrRGhJwKb71cssprXQGEyyYydicdeWmw7GsRseANm6CwI5re60YOb6Q3yVbickhveQ1VsFcaAyOy97ZeStqq4LZCHenG0uer9QEoqEKq3ZQ7kIWcRzLlLWLzmoPImyM4QUgS0t0xC4apbkriBhUjz1hMVBQn9LnfvubV5uZk8QCqaWrrxb9abMOiwjlv-5-BPd4MMTJDz2mM9RTKu0C7d_84pdo0-wO-NSwO9-x9wY0beJjz7zeyzQgrGDHwaQXhkZ6pQoNfxrEaw-xyKz3YvWWZftxePAzD-dteWSKI1yXqpjU01qhI6BF6be_-3fKEi8P_VAV_0000" \* MERGEFORMATINET </w:instrText>
+        <w:rPr>
+          <w:rFonts w:eastAsiaTheme="minorEastAsia"/>
+        </w:rPr>
+        <w:t>заимодействи</w:t>
+      </w:r>
+      <w:bookmarkStart w:id="2" w:name="_Toc241674109"/>
+      <w:bookmarkEnd w:id="1"/>
+      <w:r>
+        <w:rPr>
+          <w:rFonts w:eastAsiaTheme="minorEastAsia"/>
+        </w:rPr>
+        <w:t>я</w:t>
       </w:r>
       <w:r>
-        <w:fldChar w:fldCharType="separate"/>
+        <w:t xml:space="preserve"> </w:t>
       </w:r>
+    </w:p>
+    <w:p>
+      <w:pPr>
+        <w:rPr>
+          <w:rFonts w:eastAsiaTheme="majorEastAsia"/>
+        </w:rPr>
+      </w:pPr>
       <w:r>
         <w:rPr>
           <w:noProof/>
         </w:rPr>
         <w:drawing>
-          <wp:inline distT="0" distB="0" distL="0" distR="0">
-            <wp:extent cx="5940425" cy="7639685"/>
-            <wp:effectExtent l="0" t="0" r="3175" b="5715"/>
-            <wp:docPr id="458779776" name="Рисунок 3"/>
+          <wp:anchor distT="0" distB="0" distL="114300" distR="114300" simplePos="0" relativeHeight="251669504" behindDoc="1" locked="0" layoutInCell="1" allowOverlap="1" wp14:anchorId="1656BA3E" wp14:editId="18338E0E">
+            <wp:simplePos x="0" y="0"/>
+            <wp:positionH relativeFrom="column">
+              <wp:posOffset>-16510</wp:posOffset>
+            </wp:positionH>
+            <wp:positionV relativeFrom="paragraph">
+              <wp:posOffset>200660</wp:posOffset>
+            </wp:positionV>
+            <wp:extent cx="5495925" cy="3340100"/>
+            <wp:effectExtent l="0" t="0" r="3175" b="0"/>
+            <wp:wrapTight wrapText="bothSides">
+              <wp:wrapPolygon edited="0">
+                <wp:start x="0" y="0"/>
+                <wp:lineTo x="0" y="21518"/>
+                <wp:lineTo x="21563" y="21518"/>
+                <wp:lineTo x="21563" y="0"/>
+                <wp:lineTo x="0" y="0"/>
+              </wp:wrapPolygon>
+            </wp:wrapTight>
+            <wp:docPr id="1045250116" name="Рисунок 1"/>
             <wp:cNvGraphicFramePr>
               <a:graphicFrameLocks xmlns:a="http://schemas.openxmlformats.org/drawingml/2006/main" noChangeAspect="1"/>
             </wp:cNvGraphicFramePr>
@@ -1074,54 +1131,67 @@
               <a:graphicData uri="http://schemas.openxmlformats.org/drawingml/2006/picture">
                 <pic:pic xmlns:pic="http://schemas.openxmlformats.org/drawingml/2006/picture">
                   <pic:nvPicPr>
-                    <pic:cNvPr id="0" name="Picture 5"/>
-                    <pic:cNvPicPr>
-                      <a:picLocks noChangeAspect="1" noChangeArrowheads="1"/>
-                    </pic:cNvPicPr>
+                    <pic:cNvPr id="557125807" name="Рисунок 557125807"/>
+                    <pic:cNvPicPr/>
                   </pic:nvPicPr>
-                  <pic:blipFill>
-                    <a:blip r:embed="rId10">
+                  <pic:blipFill rotWithShape="1">
+                    <a:blip r:embed="rId10" cstate="print">
                       <a:extLst>
                         <a:ext uri="{28A0092B-C50C-407E-A947-70E740481C1C}">
                           <a14:useLocalDpi xmlns:a14="http://schemas.microsoft.com/office/drawing/2010/main" val="0"/>
                         </a:ext>
                       </a:extLst>
                     </a:blip>
-                    <a:srcRect/>
-                    <a:stretch>
-                      <a:fillRect/>
-                    </a:stretch>
+                    <a:srcRect b="71845"/>
+                    <a:stretch/>
                   </pic:blipFill>
                   <pic:spPr bwMode="auto">
                     <a:xfrm>
                       <a:off x="0" y="0"/>
-                      <a:ext cx="5940425" cy="7639685"/>
+                      <a:ext cx="5495925" cy="3340100"/>
                     </a:xfrm>
                     <a:prstGeom prst="rect">
                       <a:avLst/>
                     </a:prstGeom>
-                    <a:noFill/>
                     <a:ln>
                       <a:noFill/>
                     </a:ln>
+                    <a:extLst>
+                      <a:ext uri="{53640926-AAD7-44D8-BBD7-CCE9431645EC}">
+                        <a14:shadowObscured xmlns:a14="http://schemas.microsoft.com/office/drawing/2010/main"/>
+                      </a:ext>
+                    </a:extLst>
                   </pic:spPr>
                 </pic:pic>
               </a:graphicData>
             </a:graphic>
-          </wp:inline>
+            <wp14:sizeRelH relativeFrom="page">
+              <wp14:pctWidth>0</wp14:pctWidth>
+            </wp14:sizeRelH>
+            <wp14:sizeRelV relativeFrom="page">
+              <wp14:pctHeight>0</wp14:pctHeight>
+            </wp14:sizeRelV>
+          </wp:anchor>
         </w:drawing>
       </w:r>
-      <w:r>
-        <w:fldChar w:fldCharType="end"/>
-      </w:r>
     </w:p>
-    <w:p>
-      <w:pPr>
-        <w:rPr>
-          <w:rFonts w:eastAsiaTheme="minorEastAsia"/>
-        </w:rPr>
-      </w:pPr>
-    </w:p>
+    <w:p/>
+    <w:p/>
+    <w:p/>
+    <w:p/>
+    <w:p/>
+    <w:p/>
+    <w:p/>
+    <w:p/>
+    <w:p/>
+    <w:p/>
+    <w:p/>
+    <w:p/>
+    <w:p/>
+    <w:p/>
+    <w:p/>
+    <w:p/>
+    <w:p/>
     <w:p>
       <w:pPr>
         <w:rPr>
@@ -1132,6 +1202,82 @@
         </w:rPr>
       </w:pPr>
       <w:r>
+        <w:rPr>
+          <w:noProof/>
+        </w:rPr>
+        <w:lastRenderedPageBreak/>
+        <w:drawing>
+          <wp:anchor distT="0" distB="0" distL="114300" distR="114300" simplePos="0" relativeHeight="251671552" behindDoc="1" locked="0" layoutInCell="1" allowOverlap="1" wp14:anchorId="04B9F338" wp14:editId="6CB46B8E">
+            <wp:simplePos x="0" y="0"/>
+            <wp:positionH relativeFrom="column">
+              <wp:posOffset>-485775</wp:posOffset>
+            </wp:positionH>
+            <wp:positionV relativeFrom="paragraph">
+              <wp:posOffset>0</wp:posOffset>
+            </wp:positionV>
+            <wp:extent cx="6389370" cy="9928225"/>
+            <wp:effectExtent l="0" t="0" r="0" b="3175"/>
+            <wp:wrapTight wrapText="bothSides">
+              <wp:wrapPolygon edited="0">
+                <wp:start x="0" y="0"/>
+                <wp:lineTo x="0" y="21579"/>
+                <wp:lineTo x="21553" y="21579"/>
+                <wp:lineTo x="21553" y="0"/>
+                <wp:lineTo x="0" y="0"/>
+              </wp:wrapPolygon>
+            </wp:wrapTight>
+            <wp:docPr id="557125807" name="Рисунок 1" descr="Изображение выглядит как текст, диаграмма&#10;&#10;Контент, сгенерированный ИИ, может содержать ошибки."/>
+            <wp:cNvGraphicFramePr>
+              <a:graphicFrameLocks xmlns:a="http://schemas.openxmlformats.org/drawingml/2006/main" noChangeAspect="1"/>
+            </wp:cNvGraphicFramePr>
+            <a:graphic xmlns:a="http://schemas.openxmlformats.org/drawingml/2006/main">
+              <a:graphicData uri="http://schemas.openxmlformats.org/drawingml/2006/picture">
+                <pic:pic xmlns:pic="http://schemas.openxmlformats.org/drawingml/2006/picture">
+                  <pic:nvPicPr>
+                    <pic:cNvPr id="557125807" name="Рисунок 1" descr="Изображение выглядит как текст, диаграмма&#10;&#10;Контент, сгенерированный ИИ, может содержать ошибки."/>
+                    <pic:cNvPicPr/>
+                  </pic:nvPicPr>
+                  <pic:blipFill rotWithShape="1">
+                    <a:blip r:embed="rId10" cstate="print">
+                      <a:extLst>
+                        <a:ext uri="{28A0092B-C50C-407E-A947-70E740481C1C}">
+                          <a14:useLocalDpi xmlns:a14="http://schemas.microsoft.com/office/drawing/2010/main" val="0"/>
+                        </a:ext>
+                      </a:extLst>
+                    </a:blip>
+                    <a:srcRect t="28028"/>
+                    <a:stretch/>
+                  </pic:blipFill>
+                  <pic:spPr bwMode="auto">
+                    <a:xfrm>
+                      <a:off x="0" y="0"/>
+                      <a:ext cx="6389370" cy="9928225"/>
+                    </a:xfrm>
+                    <a:prstGeom prst="rect">
+                      <a:avLst/>
+                    </a:prstGeom>
+                    <a:ln>
+                      <a:noFill/>
+                    </a:ln>
+                    <a:extLst>
+                      <a:ext uri="{53640926-AAD7-44D8-BBD7-CCE9431645EC}">
+                        <a14:shadowObscured xmlns:a14="http://schemas.microsoft.com/office/drawing/2010/main"/>
+                      </a:ext>
+                    </a:extLst>
+                  </pic:spPr>
+                </pic:pic>
+              </a:graphicData>
+            </a:graphic>
+            <wp14:sizeRelH relativeFrom="page">
+              <wp14:pctWidth>0</wp14:pctWidth>
+            </wp14:sizeRelH>
+            <wp14:sizeRelV relativeFrom="page">
+              <wp14:pctHeight>0</wp14:pctHeight>
+            </wp14:sizeRelV>
+          </wp:anchor>
+        </w:drawing>
+      </w:r>
+      <w:r>
         <w:br w:type="page"/>
       </w:r>
     </w:p>
@@ -1139,60 +1285,66 @@
       <w:pPr>
         <w:pStyle w:val="1"/>
       </w:pPr>
-      <w:bookmarkStart w:id="2" w:name="_Toc241674109"/>
       <w:r>
         <w:lastRenderedPageBreak/>
         <w:t>Описание процессов на схеме</w:t>
       </w:r>
       <w:bookmarkEnd w:id="2"/>
     </w:p>
-    <w:p/>
     <w:p>
+      <w:pPr>
+        <w:ind w:left="426"/>
+        <w:jc w:val="both"/>
+      </w:pPr>
+    </w:p>
+    <w:p>
+      <w:pPr>
+        <w:spacing w:after="100" w:afterAutospacing="1"/>
+        <w:ind w:firstLine="284"/>
+        <w:jc w:val="both"/>
+      </w:pPr>
       <w:r>
-        <w:t xml:space="preserve">После запуска STM32 настраивает тактирование, GPIO и I²C1, создаёт очереди и мьютекс и запускает планировщик FreeRTOS. Задачи InputTask и DisplayTask инициализируют клавиатуру и OLED. На дисплее появляется руководство; игра начинается после нажатия *.</w:t>
-      </w:r>
-      <w:r>
-        <w:t xml:space="preserve"/>
-      </w:r>
-      <w:r>
-        <w:t/>
+        <w:t>После запуска STM32 настраивает тактирование, GPIO и I²C1, создаёт очереди и мьютекс и запускает планировщик FreeRTOS. Задачи InputTask и DisplayTask инициализируют клавиатуру и OLED. На дисплее появляется руководство; игра начинается после нажатия *.</w:t>
       </w:r>
     </w:p>
     <w:p>
+      <w:pPr>
+        <w:spacing w:after="100" w:afterAutospacing="1"/>
+        <w:ind w:firstLine="284"/>
+        <w:jc w:val="both"/>
+      </w:pPr>
       <w:r>
-        <w:t xml:space="preserve">Задача InputTask опрашивает клавиатуру 4×3 через расширитель PCA9538 по I²C, подавляет дребезг и передаёт код нажатой клавиши в очередь keyQueue. Задача GameTask получает команду и изменяет состояние игры.</w:t>
+        <w:t>Задача InputTask опрашивает клавиатуру 4×3 через расширитель PCA9538 по I²C, подавляет дребезг и передаёт код нажатой клавиши в очередь keyQueue. Задача GameTask получает команду и изменяет состояние игры.</w:t>
       </w:r>
     </w:p>
     <w:p>
+      <w:pPr>
+        <w:spacing w:after="100" w:afterAutospacing="1"/>
+        <w:ind w:firstLine="284"/>
+        <w:jc w:val="both"/>
+      </w:pPr>
       <w:r>
-        <w:t xml:space="preserve">Клавиши 4 и 6 перемещают фигуру, 2 или 5 поворачивают её, 8 опускает на одну клетку, а 0 выполняет мгновенное падение. GameTask также отсчитывает время автоматического падения, проверяет столкновения, удаляет заполненные строки и обновляет счёт.</w:t>
+        <w:t>Клавиши 4 и 6 перемещают фигуру, 2 или 5 поворачивают её, 8 опускает на одну клетку, а 0 выполняет мгновенное падение. GameTask также отсчитывает время автоматического падения, проверяет столкновения, удаляет заполненные строки и обновляет счёт.</w:t>
       </w:r>
     </w:p>
     <w:p>
+      <w:pPr>
+        <w:spacing w:after="100" w:afterAutospacing="1"/>
+        <w:ind w:firstLine="284"/>
+        <w:jc w:val="both"/>
+      </w:pPr>
       <w:r>
-        <w:t xml:space="preserve">GameTask отправляет копию игрового состояния через очередь frameQueue. Задача DisplayTask формирует изображение поля, счёта и следующей фигуры и передаёт его на OLED по I²C. Мьютекс i2cMutex исключает одновременный доступ клавиатуры и дисплея к шине.</w:t>
+        <w:t>GameTask отправляет копию игрового состояния через очередь frameQueue. Задача DisplayTask формирует изображение поля, счёта и следующей фигуры и передаёт его на OLED по I²C. Мьютекс i2cMutex исключает одновременный доступ клавиатуры и дисплея к шине.</w:t>
       </w:r>
     </w:p>
     <w:p>
+      <w:pPr>
+        <w:spacing w:after="100" w:afterAutospacing="1"/>
+        <w:ind w:firstLine="284"/>
+        <w:jc w:val="both"/>
+      </w:pPr>
       <w:r>
-        <w:t xml:space="preserve">Клавиша # включает и снимает паузу. При заполнении поля появляется GAME OVER, после чего * запускает новую игру. Во время игры * возвращает к руководству, а повторное нажатие начинает игру заново.</w:t>
-      </w:r>
-      <w:r>
-        <w:t xml:space="preserve"/>
-      </w:r>
-      <w:r>
-        <w:t xml:space="preserve"/>
-      </w:r>
-      <w:proofErr w:type="spellStart"/>
-      <w:r>
-        <w:rPr>
-          <w:lang w:val="en-US"/>
-        </w:rPr>
-        <w:t/>
-      </w:r>
-      <w:proofErr w:type="spellEnd"/>
-      <w:r>
-        <w:t/>
+        <w:t>Клавиша # включает и снимает паузу. При заполнении поля появляется GAME OVER, после чего * запускает новую игру. Во время игры * возвращает к руководству, а повторное нажатие начинает игру заново.</w:t>
       </w:r>
     </w:p>
     <w:p/>
@@ -1229,27 +1381,22 @@
         <w:jc w:val="both"/>
       </w:pPr>
       <w:r>
+        <w:rPr>
+          <w:noProof/>
+        </w:rPr>
         <w:drawing>
-          <wp:anchor distT="0" distB="0" distL="114300" distR="114300" simplePos="0" relativeHeight="251658240" behindDoc="1" locked="0" layoutInCell="1" allowOverlap="1" wp14:anchorId="44C168B6">
+          <wp:anchor distT="0" distB="0" distL="114300" distR="114300" simplePos="0" relativeHeight="251665408" behindDoc="0" locked="0" layoutInCell="1" allowOverlap="1">
             <wp:simplePos x="0" y="0"/>
             <wp:positionH relativeFrom="column">
-              <wp:posOffset>2544445</wp:posOffset>
+              <wp:posOffset>1810037</wp:posOffset>
             </wp:positionH>
             <wp:positionV relativeFrom="paragraph">
-              <wp:posOffset>108585</wp:posOffset>
+              <wp:posOffset>187325</wp:posOffset>
             </wp:positionV>
-            <wp:extent cx="2991485" cy="2575560"/>
-            <wp:effectExtent l="0" t="0" r="5715" b="2540"/>
-            <wp:wrapTight wrapText="bothSides">
-              <wp:wrapPolygon edited="0">
-                <wp:start x="0" y="0"/>
-                <wp:lineTo x="0" y="21515"/>
-                <wp:lineTo x="21550" y="21515"/>
-                <wp:lineTo x="21550" y="0"/>
-                <wp:lineTo x="0" y="0"/>
-              </wp:wrapPolygon>
-            </wp:wrapTight>
-            <wp:docPr id="500578504" name="Рисунок 1"/>
+            <wp:extent cx="1974850" cy="3168015"/>
+            <wp:effectExtent l="0" t="0" r="6350" b="0"/>
+            <wp:wrapSquare wrapText="bothSides"/>
+            <wp:docPr id="228035498" name="Рисунок 3"/>
             <wp:cNvGraphicFramePr>
               <a:graphicFrameLocks xmlns:a="http://schemas.openxmlformats.org/drawingml/2006/main" noChangeAspect="1"/>
             </wp:cNvGraphicFramePr>
@@ -1257,7 +1404,7 @@
               <a:graphicData uri="http://schemas.openxmlformats.org/drawingml/2006/picture">
                 <pic:pic xmlns:pic="http://schemas.openxmlformats.org/drawingml/2006/picture">
                   <pic:nvPicPr>
-                    <pic:cNvPr id="500578504" name=""/>
+                    <pic:cNvPr id="228035498" name="Рисунок 228035498"/>
                     <pic:cNvPicPr/>
                   </pic:nvPicPr>
                   <pic:blipFill>
@@ -1275,7 +1422,143 @@
                   <pic:spPr>
                     <a:xfrm>
                       <a:off x="0" y="0"/>
-                      <a:ext cx="2991485" cy="2575560"/>
+                      <a:ext cx="1974850" cy="3168015"/>
+                    </a:xfrm>
+                    <a:prstGeom prst="rect">
+                      <a:avLst/>
+                    </a:prstGeom>
+                  </pic:spPr>
+                </pic:pic>
+              </a:graphicData>
+            </a:graphic>
+            <wp14:sizeRelH relativeFrom="page">
+              <wp14:pctWidth>0</wp14:pctWidth>
+            </wp14:sizeRelH>
+            <wp14:sizeRelV relativeFrom="page">
+              <wp14:pctHeight>0</wp14:pctHeight>
+            </wp14:sizeRelV>
+          </wp:anchor>
+        </w:drawing>
+      </w:r>
+      <w:r>
+        <w:rPr>
+          <w:noProof/>
+        </w:rPr>
+        <w:drawing>
+          <wp:anchor distT="0" distB="0" distL="114300" distR="114300" simplePos="0" relativeHeight="251667456" behindDoc="1" locked="0" layoutInCell="1" allowOverlap="1" wp14:anchorId="32E89D00" wp14:editId="20DBD5F4">
+            <wp:simplePos x="0" y="0"/>
+            <wp:positionH relativeFrom="column">
+              <wp:posOffset>4149725</wp:posOffset>
+            </wp:positionH>
+            <wp:positionV relativeFrom="paragraph">
+              <wp:posOffset>207010</wp:posOffset>
+            </wp:positionV>
+            <wp:extent cx="1882775" cy="3148330"/>
+            <wp:effectExtent l="0" t="0" r="0" b="1270"/>
+            <wp:wrapTight wrapText="bothSides">
+              <wp:wrapPolygon edited="0">
+                <wp:start x="0" y="0"/>
+                <wp:lineTo x="0" y="21522"/>
+                <wp:lineTo x="21418" y="21522"/>
+                <wp:lineTo x="21418" y="0"/>
+                <wp:lineTo x="0" y="0"/>
+              </wp:wrapPolygon>
+            </wp:wrapTight>
+            <wp:docPr id="1286953547" name="Рисунок 4"/>
+            <wp:cNvGraphicFramePr>
+              <a:graphicFrameLocks xmlns:a="http://schemas.openxmlformats.org/drawingml/2006/main" noChangeAspect="1"/>
+            </wp:cNvGraphicFramePr>
+            <a:graphic xmlns:a="http://schemas.openxmlformats.org/drawingml/2006/main">
+              <a:graphicData uri="http://schemas.openxmlformats.org/drawingml/2006/picture">
+                <pic:pic xmlns:pic="http://schemas.openxmlformats.org/drawingml/2006/picture">
+                  <pic:nvPicPr>
+                    <pic:cNvPr id="1286953547" name="Рисунок 1286953547"/>
+                    <pic:cNvPicPr/>
+                  </pic:nvPicPr>
+                  <pic:blipFill>
+                    <a:blip r:embed="rId12" cstate="print">
+                      <a:extLst>
+                        <a:ext uri="{28A0092B-C50C-407E-A947-70E740481C1C}">
+                          <a14:useLocalDpi xmlns:a14="http://schemas.microsoft.com/office/drawing/2010/main" val="0"/>
+                        </a:ext>
+                      </a:extLst>
+                    </a:blip>
+                    <a:stretch>
+                      <a:fillRect/>
+                    </a:stretch>
+                  </pic:blipFill>
+                  <pic:spPr>
+                    <a:xfrm>
+                      <a:off x="0" y="0"/>
+                      <a:ext cx="1882775" cy="3148330"/>
+                    </a:xfrm>
+                    <a:prstGeom prst="rect">
+                      <a:avLst/>
+                    </a:prstGeom>
+                  </pic:spPr>
+                </pic:pic>
+              </a:graphicData>
+            </a:graphic>
+            <wp14:sizeRelH relativeFrom="page">
+              <wp14:pctWidth>0</wp14:pctWidth>
+            </wp14:sizeRelH>
+            <wp14:sizeRelV relativeFrom="page">
+              <wp14:pctHeight>0</wp14:pctHeight>
+            </wp14:sizeRelV>
+          </wp:anchor>
+        </w:drawing>
+      </w:r>
+      <w:r>
+        <w:rPr>
+          <w:noProof/>
+        </w:rPr>
+        <w:drawing>
+          <wp:anchor distT="0" distB="0" distL="114300" distR="114300" simplePos="0" relativeHeight="251664384" behindDoc="1" locked="0" layoutInCell="1" allowOverlap="1" wp14:anchorId="56DAB402">
+            <wp:simplePos x="0" y="0"/>
+            <wp:positionH relativeFrom="column">
+              <wp:posOffset>-648642</wp:posOffset>
+            </wp:positionH>
+            <wp:positionV relativeFrom="paragraph">
+              <wp:posOffset>187325</wp:posOffset>
+            </wp:positionV>
+            <wp:extent cx="2127885" cy="3168015"/>
+            <wp:effectExtent l="0" t="0" r="5715" b="0"/>
+            <wp:wrapTight wrapText="bothSides">
+              <wp:wrapPolygon edited="0">
+                <wp:start x="0" y="0"/>
+                <wp:lineTo x="0" y="21474"/>
+                <wp:lineTo x="21529" y="21474"/>
+                <wp:lineTo x="21529" y="0"/>
+                <wp:lineTo x="0" y="0"/>
+              </wp:wrapPolygon>
+            </wp:wrapTight>
+            <wp:docPr id="845520096" name="Рисунок 2" descr="Изображение выглядит как электроника, текст, схема, Электронная техника&#10;&#10;Контент, сгенерированный ИИ, может содержать ошибки."/>
+            <wp:cNvGraphicFramePr>
+              <a:graphicFrameLocks xmlns:a="http://schemas.openxmlformats.org/drawingml/2006/main" noChangeAspect="1"/>
+            </wp:cNvGraphicFramePr>
+            <a:graphic xmlns:a="http://schemas.openxmlformats.org/drawingml/2006/main">
+              <a:graphicData uri="http://schemas.openxmlformats.org/drawingml/2006/picture">
+                <pic:pic xmlns:pic="http://schemas.openxmlformats.org/drawingml/2006/picture">
+                  <pic:nvPicPr>
+                    <pic:cNvPr id="845520096" name="Рисунок 2" descr="Изображение выглядит как электроника, текст, схема, Электронная техника&#10;&#10;Контент, сгенерированный ИИ, может содержать ошибки."/>
+                    <pic:cNvPicPr/>
+                  </pic:nvPicPr>
+                  <pic:blipFill>
+                    <a:blip r:embed="rId13" cstate="print">
+                      <a:extLst>
+                        <a:ext uri="{28A0092B-C50C-407E-A947-70E740481C1C}">
+                          <a14:useLocalDpi xmlns:a14="http://schemas.microsoft.com/office/drawing/2010/main" val="0"/>
+                        </a:ext>
+                      </a:extLst>
+                    </a:blip>
+                    <a:stretch>
+                      <a:fillRect/>
+                    </a:stretch>
+                  </pic:blipFill>
+                  <pic:spPr>
+                    <a:xfrm>
+                      <a:off x="0" y="0"/>
+                      <a:ext cx="2127885" cy="3168015"/>
                     </a:xfrm>
                     <a:prstGeom prst="rect">
                       <a:avLst/>
@@ -1297,613 +1580,138 @@
     <w:p>
       <w:pPr>
         <w:pStyle w:val="ab"/>
-        <w:numPr>
-          <w:ilvl w:val="0"/>
-          <w:numId w:val="47"/>
-        </w:numPr>
         <w:ind w:right="5700"/>
       </w:pPr>
-      <w:r>
-        <w:t xml:space="preserve">Включите плату. На OLED появится руководство по управлению.</w:t>
-      </w:r>
+    </w:p>
+    <w:tbl>
+      <w:tblPr>
+        <w:tblStyle w:val="aa"/>
+        <w:tblW w:w="10632" w:type="dxa"/>
+        <w:tblInd w:w="-998" w:type="dxa"/>
+        <w:tblBorders>
+          <w:top w:val="none" w:sz="0" w:space="0" w:color="auto"/>
+          <w:left w:val="none" w:sz="0" w:space="0" w:color="auto"/>
+          <w:bottom w:val="none" w:sz="0" w:space="0" w:color="auto"/>
+          <w:right w:val="none" w:sz="0" w:space="0" w:color="auto"/>
+          <w:insideH w:val="none" w:sz="0" w:space="0" w:color="auto"/>
+          <w:insideV w:val="none" w:sz="0" w:space="0" w:color="auto"/>
+        </w:tblBorders>
+        <w:tblLook w:val="04A0" w:firstRow="1" w:lastRow="0" w:firstColumn="1" w:lastColumn="0" w:noHBand="0" w:noVBand="1"/>
+      </w:tblPr>
+      <w:tblGrid>
+        <w:gridCol w:w="3545"/>
+        <w:gridCol w:w="3685"/>
+        <w:gridCol w:w="3402"/>
+      </w:tblGrid>
+      <w:tr>
+        <w:tc>
+          <w:tcPr>
+            <w:tcW w:w="3545" w:type="dxa"/>
+          </w:tcPr>
+          <w:p>
+            <w:pPr>
+              <w:pStyle w:val="ab"/>
+              <w:ind w:left="0" w:right="-107"/>
+              <w:jc w:val="center"/>
+            </w:pPr>
+            <w:r>
+              <w:t>1.Включите плату. На OLED появится руководство по управлению.</w:t>
+            </w:r>
+          </w:p>
+        </w:tc>
+        <w:tc>
+          <w:tcPr>
+            <w:tcW w:w="3685" w:type="dxa"/>
+          </w:tcPr>
+          <w:p>
+            <w:pPr>
+              <w:ind w:left="180" w:right="-112" w:hanging="17"/>
+              <w:jc w:val="center"/>
+            </w:pPr>
+            <w:r>
+              <w:t xml:space="preserve">2. </w:t>
+            </w:r>
+            <w:r>
+              <w:t>Нажмите *: появятся поле, фигура, счёт и следующая фигура.</w:t>
+            </w:r>
+          </w:p>
+          <w:p>
+            <w:pPr>
+              <w:pStyle w:val="ab"/>
+              <w:ind w:left="0" w:right="3275"/>
+              <w:rPr>
+                <w:lang w:val="en-US"/>
+              </w:rPr>
+            </w:pPr>
+          </w:p>
+        </w:tc>
+        <w:tc>
+          <w:tcPr>
+            <w:tcW w:w="3402" w:type="dxa"/>
+          </w:tcPr>
+          <w:p>
+            <w:pPr>
+              <w:pStyle w:val="ab"/>
+              <w:numPr>
+                <w:ilvl w:val="0"/>
+                <w:numId w:val="48"/>
+              </w:numPr>
+              <w:ind w:left="323" w:right="28"/>
+              <w:jc w:val="center"/>
+            </w:pPr>
+            <w:r>
+              <w:t>Нажмите # для паузы и продолжения. Нажмите * дважды для новой игры.</w:t>
+            </w:r>
+          </w:p>
+          <w:p>
+            <w:pPr>
+              <w:pStyle w:val="ab"/>
+              <w:ind w:left="0" w:right="5700"/>
+            </w:pPr>
+          </w:p>
+        </w:tc>
+      </w:tr>
+    </w:tbl>
+    <w:p/>
+    <w:p>
+      <w:pPr>
+        <w:pStyle w:val="ab"/>
+      </w:pPr>
     </w:p>
     <w:p>
       <w:pPr>
-        <w:pStyle w:val="ab"/>
+        <w:ind w:right="5700"/>
       </w:pPr>
     </w:p>
     <w:p>
       <w:pPr>
-        <w:pStyle w:val="ab"/>
-      </w:pPr>
+        <w:ind w:right="5700"/>
+      </w:pPr>
+      <w:r>
+        <w:br w:type="page"/>
+      </w:r>
+      <w:bookmarkStart w:id="4" w:name="_Toc241674111"/>
     </w:p>
     <w:p>
       <w:pPr>
-        <w:ind w:left="360"/>
-      </w:pPr>
-    </w:p>
-    <w:p>
-      <w:pPr>
-        <w:pStyle w:val="ab"/>
-      </w:pPr>
-    </w:p>
-    <w:p>
-      <w:pPr>
-        <w:pStyle w:val="ab"/>
-      </w:pPr>
-    </w:p>
-    <w:p>
-      <w:pPr>
-        <w:pStyle w:val="ab"/>
-      </w:pPr>
-    </w:p>
-    <w:p>
-      <w:pPr>
-        <w:pStyle w:val="ab"/>
-      </w:pPr>
-    </w:p>
-    <w:p>
-      <w:pPr>
-        <w:pStyle w:val="ab"/>
-      </w:pPr>
-    </w:p>
-    <w:p>
-      <w:pPr>
-        <w:pStyle w:val="ab"/>
-      </w:pPr>
-    </w:p>
-    <w:p>
-      <w:pPr>
-        <w:pStyle w:val="ab"/>
-      </w:pPr>
-      <w:r>
-        <w:drawing>
-          <wp:anchor distT="0" distB="0" distL="114300" distR="114300" simplePos="0" relativeHeight="251659264" behindDoc="0" locked="0" layoutInCell="1" allowOverlap="1" wp14:anchorId="2D990D5E">
-            <wp:simplePos x="0" y="0"/>
-            <wp:positionH relativeFrom="column">
-              <wp:posOffset>2547620</wp:posOffset>
-            </wp:positionH>
-            <wp:positionV relativeFrom="paragraph">
-              <wp:posOffset>26035</wp:posOffset>
-            </wp:positionV>
-            <wp:extent cx="2967355" cy="2447925"/>
-            <wp:effectExtent l="0" t="0" r="4445" b="3175"/>
-            <wp:wrapSquare wrapText="bothSides"/>
-            <wp:docPr id="238516810" name="Рисунок 1"/>
-            <wp:cNvGraphicFramePr>
-              <a:graphicFrameLocks xmlns:a="http://schemas.openxmlformats.org/drawingml/2006/main" noChangeAspect="1"/>
-            </wp:cNvGraphicFramePr>
-            <a:graphic xmlns:a="http://schemas.openxmlformats.org/drawingml/2006/main">
-              <a:graphicData uri="http://schemas.openxmlformats.org/drawingml/2006/picture">
-                <pic:pic xmlns:pic="http://schemas.openxmlformats.org/drawingml/2006/picture">
-                  <pic:nvPicPr>
-                    <pic:cNvPr id="238516810" name=""/>
-                    <pic:cNvPicPr/>
-                  </pic:nvPicPr>
-                  <pic:blipFill>
-                    <a:blip r:embed="rId12" cstate="print">
-                      <a:extLst>
-                        <a:ext uri="{28A0092B-C50C-407E-A947-70E740481C1C}">
-                          <a14:useLocalDpi xmlns:a14="http://schemas.microsoft.com/office/drawing/2010/main" val="0"/>
-                        </a:ext>
-                      </a:extLst>
-                    </a:blip>
-                    <a:stretch>
-                      <a:fillRect/>
-                    </a:stretch>
-                  </pic:blipFill>
-                  <pic:spPr>
-                    <a:xfrm>
-                      <a:off x="0" y="0"/>
-                      <a:ext cx="2967355" cy="2447925"/>
-                    </a:xfrm>
-                    <a:prstGeom prst="rect">
-                      <a:avLst/>
-                    </a:prstGeom>
-                  </pic:spPr>
-                </pic:pic>
-              </a:graphicData>
-            </a:graphic>
-            <wp14:sizeRelH relativeFrom="page">
-              <wp14:pctWidth>0</wp14:pctWidth>
-            </wp14:sizeRelH>
-            <wp14:sizeRelV relativeFrom="page">
-              <wp14:pctHeight>0</wp14:pctHeight>
-            </wp14:sizeRelV>
-          </wp:anchor>
-        </w:drawing>
-      </w:r>
-    </w:p>
-    <w:p>
-      <w:pPr>
-        <w:pStyle w:val="ab"/>
-        <w:numPr>
-          <w:ilvl w:val="0"/>
-          <w:numId w:val="47"/>
-        </w:numPr>
-        <w:ind w:right="5700"/>
-      </w:pPr>
-      <w:r>
-        <w:t xml:space="preserve">Нажмите *: появятся поле, фигура, счёт и следующая фигура.</w:t>
-      </w:r>
-    </w:p>
-    <w:p>
-      <w:pPr>
-        <w:pStyle w:val="ab"/>
-      </w:pPr>
-    </w:p>
-    <w:p>
-      <w:pPr>
-        <w:pStyle w:val="ab"/>
-      </w:pPr>
-    </w:p>
-    <w:p>
-      <w:pPr>
-        <w:pStyle w:val="ab"/>
-      </w:pPr>
-    </w:p>
-    <w:p>
-      <w:pPr>
-        <w:pStyle w:val="ab"/>
-      </w:pPr>
-    </w:p>
-    <w:p>
-      <w:pPr>
-        <w:pStyle w:val="ab"/>
-      </w:pPr>
-    </w:p>
-    <w:p/>
-    <w:p>
-      <w:pPr>
-        <w:pStyle w:val="ab"/>
-      </w:pPr>
-      <w:r>
-        <w:drawing>
-          <wp:anchor distT="0" distB="0" distL="114300" distR="114300" simplePos="0" relativeHeight="251660288" behindDoc="0" locked="0" layoutInCell="1" allowOverlap="1" wp14:anchorId="3D2A5168">
-            <wp:simplePos x="0" y="0"/>
-            <wp:positionH relativeFrom="column">
-              <wp:posOffset>2547620</wp:posOffset>
-            </wp:positionH>
-            <wp:positionV relativeFrom="paragraph">
-              <wp:posOffset>21590</wp:posOffset>
-            </wp:positionV>
-            <wp:extent cx="2991485" cy="2562225"/>
-            <wp:effectExtent l="0" t="0" r="5715" b="3175"/>
-            <wp:wrapSquare wrapText="bothSides"/>
-            <wp:docPr id="865729370" name="Рисунок 1"/>
-            <wp:cNvGraphicFramePr>
-              <a:graphicFrameLocks xmlns:a="http://schemas.openxmlformats.org/drawingml/2006/main" noChangeAspect="1"/>
-            </wp:cNvGraphicFramePr>
-            <a:graphic xmlns:a="http://schemas.openxmlformats.org/drawingml/2006/main">
-              <a:graphicData uri="http://schemas.openxmlformats.org/drawingml/2006/picture">
-                <pic:pic xmlns:pic="http://schemas.openxmlformats.org/drawingml/2006/picture">
-                  <pic:nvPicPr>
-                    <pic:cNvPr id="865729370" name=""/>
-                    <pic:cNvPicPr/>
-                  </pic:nvPicPr>
-                  <pic:blipFill>
-                    <a:blip r:embed="rId13" cstate="print">
-                      <a:extLst>
-                        <a:ext uri="{28A0092B-C50C-407E-A947-70E740481C1C}">
-                          <a14:useLocalDpi xmlns:a14="http://schemas.microsoft.com/office/drawing/2010/main" val="0"/>
-                        </a:ext>
-                      </a:extLst>
-                    </a:blip>
-                    <a:stretch>
-                      <a:fillRect/>
-                    </a:stretch>
-                  </pic:blipFill>
-                  <pic:spPr>
-                    <a:xfrm>
-                      <a:off x="0" y="0"/>
-                      <a:ext cx="2991485" cy="2562225"/>
-                    </a:xfrm>
-                    <a:prstGeom prst="rect">
-                      <a:avLst/>
-                    </a:prstGeom>
-                  </pic:spPr>
-                </pic:pic>
-              </a:graphicData>
-            </a:graphic>
-            <wp14:sizeRelH relativeFrom="page">
-              <wp14:pctWidth>0</wp14:pctWidth>
-            </wp14:sizeRelH>
-            <wp14:sizeRelV relativeFrom="page">
-              <wp14:pctHeight>0</wp14:pctHeight>
-            </wp14:sizeRelV>
-          </wp:anchor>
-        </w:drawing>
-      </w:r>
-    </w:p>
-    <w:p>
-      <w:pPr>
-        <w:pStyle w:val="ab"/>
-        <w:numPr>
-          <w:ilvl w:val="0"/>
-          <w:numId w:val="47"/>
-        </w:numPr>
-        <w:ind w:right="5700"/>
-      </w:pPr>
-      <w:r>
-        <w:t xml:space="preserve">Кнопки 4/6 — сдвиг, 2/5 — поворот фигуры.</w:t>
-      </w:r>
-      <w:r>
-        <w:t/>
-      </w:r>
-      <w:r>
-        <w:t xml:space="preserve"/>
-      </w:r>
-    </w:p>
-    <w:p>
-      <w:pPr>
-        <w:pStyle w:val="ab"/>
-      </w:pPr>
-    </w:p>
-    <w:p/>
-    <w:p>
-      <w:pPr>
-        <w:pStyle w:val="ab"/>
-      </w:pPr>
-    </w:p>
-    <w:p>
-      <w:pPr>
-        <w:pStyle w:val="ab"/>
-      </w:pPr>
-    </w:p>
-    <w:p>
-      <w:pPr>
-        <w:pStyle w:val="ab"/>
-      </w:pPr>
-    </w:p>
-    <w:p>
-      <w:pPr>
-        <w:pStyle w:val="ab"/>
-      </w:pPr>
-    </w:p>
-    <w:p>
-      <w:pPr>
-        <w:pStyle w:val="ab"/>
-      </w:pPr>
-    </w:p>
-    <w:p>
-      <w:pPr>
-        <w:pStyle w:val="ab"/>
-      </w:pPr>
-    </w:p>
-    <w:p>
-      <w:pPr>
-        <w:pStyle w:val="ab"/>
-      </w:pPr>
-    </w:p>
-    <w:p>
-      <w:pPr>
-        <w:pStyle w:val="ab"/>
-      </w:pPr>
-    </w:p>
-    <w:p>
-      <w:pPr>
-        <w:pStyle w:val="ab"/>
-      </w:pPr>
-    </w:p>
-    <w:p>
-      <w:pPr>
-        <w:pStyle w:val="ab"/>
-      </w:pPr>
-    </w:p>
-    <w:p>
-      <w:pPr>
-        <w:pStyle w:val="ab"/>
-      </w:pPr>
-    </w:p>
-    <w:p>
-      <w:pPr>
-        <w:pStyle w:val="ab"/>
-      </w:pPr>
-    </w:p>
-    <w:p>
-      <w:pPr>
-        <w:pStyle w:val="ab"/>
-        <w:numPr>
-          <w:ilvl w:val="0"/>
-          <w:numId w:val="47"/>
-        </w:numPr>
-        <w:ind w:right="5700"/>
+        <w:pStyle w:val="1"/>
       </w:pPr>
       <w:r>
         <w:lastRenderedPageBreak/>
-        <w:drawing>
-          <wp:anchor distT="0" distB="0" distL="114300" distR="114300" simplePos="0" relativeHeight="251661312" behindDoc="0" locked="0" layoutInCell="1" allowOverlap="1" wp14:anchorId="6E73F5AB">
-            <wp:simplePos x="0" y="0"/>
-            <wp:positionH relativeFrom="column">
-              <wp:posOffset>2409825</wp:posOffset>
-            </wp:positionH>
-            <wp:positionV relativeFrom="paragraph">
-              <wp:posOffset>0</wp:posOffset>
-            </wp:positionV>
-            <wp:extent cx="3207005" cy="2930013"/>
-            <wp:effectExtent l="0" t="0" r="6350" b="3810"/>
-            <wp:wrapSquare wrapText="bothSides"/>
-            <wp:docPr id="186969145" name="Рисунок 1"/>
-            <wp:cNvGraphicFramePr>
-              <a:graphicFrameLocks xmlns:a="http://schemas.openxmlformats.org/drawingml/2006/main" noChangeAspect="1"/>
-            </wp:cNvGraphicFramePr>
-            <a:graphic xmlns:a="http://schemas.openxmlformats.org/drawingml/2006/main">
-              <a:graphicData uri="http://schemas.openxmlformats.org/drawingml/2006/picture">
-                <pic:pic xmlns:pic="http://schemas.openxmlformats.org/drawingml/2006/picture">
-                  <pic:nvPicPr>
-                    <pic:cNvPr id="186969145" name=""/>
-                    <pic:cNvPicPr/>
-                  </pic:nvPicPr>
-                  <pic:blipFill>
-                    <a:blip r:embed="rId14" cstate="print">
-                      <a:extLst>
-                        <a:ext uri="{28A0092B-C50C-407E-A947-70E740481C1C}">
-                          <a14:useLocalDpi xmlns:a14="http://schemas.microsoft.com/office/drawing/2010/main" val="0"/>
-                        </a:ext>
-                      </a:extLst>
-                    </a:blip>
-                    <a:stretch>
-                      <a:fillRect/>
-                    </a:stretch>
-                  </pic:blipFill>
-                  <pic:spPr>
-                    <a:xfrm>
-                      <a:off x="0" y="0"/>
-                      <a:ext cx="3207005" cy="2930013"/>
-                    </a:xfrm>
-                    <a:prstGeom prst="rect">
-                      <a:avLst/>
-                    </a:prstGeom>
-                  </pic:spPr>
-                </pic:pic>
-              </a:graphicData>
-            </a:graphic>
-            <wp14:sizeRelH relativeFrom="page">
-              <wp14:pctWidth>0</wp14:pctWidth>
-            </wp14:sizeRelH>
-            <wp14:sizeRelV relativeFrom="page">
-              <wp14:pctHeight>0</wp14:pctHeight>
-            </wp14:sizeRelV>
-          </wp:anchor>
-        </w:drawing>
-      </w:r>
-      <w:r>
-        <w:t xml:space="preserve">8 — вниз, 0 — сброс. Соберите полную строку: она исчезнет.</w:t>
-      </w:r>
-      <w:r>
-        <w:t xml:space="preserve"/>
-      </w:r>
-      <w:proofErr w:type="gramStart"/>
-      <w:r>
-        <w:t/>
-      </w:r>
-      <w:r>
-        <w:t xml:space="preserve"/>
-      </w:r>
-      <w:proofErr w:type="gramEnd"/>
-      <w:r>
-        <w:t xml:space="preserve"/>
-      </w:r>
-      <w:r>
-        <w:t/>
-      </w:r>
-    </w:p>
-    <w:p>
-      <w:pPr>
-        <w:ind w:left="360"/>
-      </w:pPr>
-    </w:p>
-    <w:p>
-      <w:pPr>
-        <w:pStyle w:val="ab"/>
-      </w:pPr>
-    </w:p>
-    <w:p/>
-    <w:p>
-      <w:pPr>
-        <w:pStyle w:val="ab"/>
-      </w:pPr>
-    </w:p>
-    <w:p>
-      <w:pPr>
-        <w:pStyle w:val="ab"/>
-      </w:pPr>
-    </w:p>
-    <w:p>
-      <w:pPr>
-        <w:pStyle w:val="ab"/>
-      </w:pPr>
-    </w:p>
-    <w:p>
-      <w:pPr>
-        <w:pStyle w:val="ab"/>
-      </w:pPr>
-    </w:p>
-    <w:p>
-      <w:pPr>
-        <w:pStyle w:val="ab"/>
-      </w:pPr>
-    </w:p>
-    <w:p>
-      <w:pPr>
-        <w:pStyle w:val="ab"/>
-      </w:pPr>
-    </w:p>
-    <w:p>
-      <w:pPr>
-        <w:pStyle w:val="ab"/>
-      </w:pPr>
-    </w:p>
-    <w:p>
-      <w:pPr>
-        <w:pStyle w:val="ab"/>
-      </w:pPr>
-    </w:p>
-    <w:p>
-      <w:pPr>
-        <w:pStyle w:val="ab"/>
-      </w:pPr>
-      <w:r>
-        <w:drawing>
-          <wp:anchor distT="0" distB="0" distL="114300" distR="114300" simplePos="0" relativeHeight="251662336" behindDoc="0" locked="0" layoutInCell="1" allowOverlap="1" wp14:anchorId="3A19D14E">
-            <wp:simplePos x="0" y="0"/>
-            <wp:positionH relativeFrom="column">
-              <wp:posOffset>2409825</wp:posOffset>
-            </wp:positionH>
-            <wp:positionV relativeFrom="paragraph">
-              <wp:posOffset>64770</wp:posOffset>
-            </wp:positionV>
-            <wp:extent cx="3206750" cy="2969895"/>
-            <wp:effectExtent l="0" t="0" r="6350" b="1905"/>
-            <wp:wrapSquare wrapText="bothSides"/>
-            <wp:docPr id="1821069654" name="Рисунок 1" descr="Изображение выглядит как текст, снимок экрана, диаграмма, дисплей&#10;&#10;Контент, сгенерированный ИИ, может содержать ошибки."/>
-            <wp:cNvGraphicFramePr>
-              <a:graphicFrameLocks xmlns:a="http://schemas.openxmlformats.org/drawingml/2006/main" noChangeAspect="1"/>
-            </wp:cNvGraphicFramePr>
-            <a:graphic xmlns:a="http://schemas.openxmlformats.org/drawingml/2006/main">
-              <a:graphicData uri="http://schemas.openxmlformats.org/drawingml/2006/picture">
-                <pic:pic xmlns:pic="http://schemas.openxmlformats.org/drawingml/2006/picture">
-                  <pic:nvPicPr>
-                    <pic:cNvPr id="1821069654" name="Рисунок 1" descr="Изображение выглядит как текст, снимок экрана, диаграмма, дисплей&#10;&#10;Контент, сгенерированный ИИ, может содержать ошибки."/>
-                    <pic:cNvPicPr/>
-                  </pic:nvPicPr>
-                  <pic:blipFill>
-                    <a:blip r:embed="rId15" cstate="print">
-                      <a:extLst>
-                        <a:ext uri="{28A0092B-C50C-407E-A947-70E740481C1C}">
-                          <a14:useLocalDpi xmlns:a14="http://schemas.microsoft.com/office/drawing/2010/main" val="0"/>
-                        </a:ext>
-                      </a:extLst>
-                    </a:blip>
-                    <a:stretch>
-                      <a:fillRect/>
-                    </a:stretch>
-                  </pic:blipFill>
-                  <pic:spPr>
-                    <a:xfrm>
-                      <a:off x="0" y="0"/>
-                      <a:ext cx="3206750" cy="2969895"/>
-                    </a:xfrm>
-                    <a:prstGeom prst="rect">
-                      <a:avLst/>
-                    </a:prstGeom>
-                  </pic:spPr>
-                </pic:pic>
-              </a:graphicData>
-            </a:graphic>
-            <wp14:sizeRelH relativeFrom="page">
-              <wp14:pctWidth>0</wp14:pctWidth>
-            </wp14:sizeRelH>
-            <wp14:sizeRelV relativeFrom="page">
-              <wp14:pctHeight>0</wp14:pctHeight>
-            </wp14:sizeRelV>
-          </wp:anchor>
-        </w:drawing>
-      </w:r>
-    </w:p>
-    <w:p>
-      <w:pPr>
-        <w:pStyle w:val="ab"/>
-        <w:numPr>
-          <w:ilvl w:val="0"/>
-          <w:numId w:val="47"/>
-        </w:numPr>
-        <w:ind w:right="5700"/>
-      </w:pPr>
-      <w:r>
-        <w:t xml:space="preserve">Нажмите # для паузы и продолжения. Нажмите * дважды для новой игры.</w:t>
-      </w:r>
-      <w:r>
-        <w:t/>
-      </w:r>
-      <w:r>
-        <w:rPr>
-          <w:lang w:val="en-US"/>
-        </w:rPr>
-        <w:t/>
-      </w:r>
-      <w:r>
-        <w:t xml:space="preserve"/>
-      </w:r>
-      <w:r>
-        <w:t/>
-      </w:r>
-    </w:p>
-    <w:p>
-      <w:pPr>
-        <w:pStyle w:val="ab"/>
-      </w:pPr>
-    </w:p>
-    <w:p>
-      <w:pPr>
-        <w:jc w:val="both"/>
-      </w:pPr>
-    </w:p>
-    <w:p>
-      <w:pPr>
-        <w:jc w:val="both"/>
-      </w:pPr>
-    </w:p>
-    <w:p>
-      <w:pPr>
-        <w:jc w:val="both"/>
-      </w:pPr>
-    </w:p>
-    <w:p>
-      <w:pPr>
-        <w:jc w:val="both"/>
-      </w:pPr>
-    </w:p>
-    <w:p>
-      <w:pPr>
-        <w:jc w:val="both"/>
-      </w:pPr>
-    </w:p>
-    <w:p>
-      <w:pPr>
-        <w:jc w:val="both"/>
-      </w:pPr>
-    </w:p>
-    <w:p>
-      <w:pPr>
-        <w:jc w:val="both"/>
-      </w:pPr>
-    </w:p>
-    <w:p>
-      <w:pPr>
-        <w:jc w:val="both"/>
-      </w:pPr>
-    </w:p>
-    <w:p>
-      <w:pPr>
-        <w:jc w:val="both"/>
-      </w:pPr>
-    </w:p>
-    <w:p>
-      <w:pPr>
-        <w:jc w:val="both"/>
-      </w:pPr>
-    </w:p>
-    <w:p>
-      <w:pPr>
-        <w:jc w:val="both"/>
-      </w:pPr>
-    </w:p>
-    <w:p>
-      <w:pPr>
-        <w:pStyle w:val="1"/>
-      </w:pPr>
-      <w:bookmarkStart w:id="4" w:name="_Toc241674111"/>
-      <w:r>
         <w:t>Исходный код</w:t>
       </w:r>
       <w:bookmarkEnd w:id="4"/>
     </w:p>
     <w:p/>
     <w:p>
-      <w:r>
-        <w:t xml:space="preserve">Репозиторий с исходным кодом проекта:</w:t>
-      </w:r>
+      <w:hyperlink r:id="rId14" w:history="1">
+        <w:r>
+          <w:rPr>
+            <w:rStyle w:val="ad"/>
+          </w:rPr>
+          <w:t>https://github.com/ser535/Embedded-Systems/tree/main/MK3</w:t>
+        </w:r>
+      </w:hyperlink>
     </w:p>
     <w:p/>
     <w:p/>
@@ -2741,6 +2549,95 @@
     </w:lvl>
   </w:abstractNum>
   <w:abstractNum w:abstractNumId="7" w15:restartNumberingAfterBreak="0">
+    <w:nsid w:val="1E805D2C"/>
+    <w:multiLevelType w:val="hybridMultilevel"/>
+    <w:tmpl w:val="16145DEC"/>
+    <w:lvl w:ilvl="0" w:tplc="0419000F">
+      <w:start w:val="3"/>
+      <w:numFmt w:val="decimal"/>
+      <w:lvlText w:val="%1."/>
+      <w:lvlJc w:val="left"/>
+      <w:pPr>
+        <w:ind w:left="720" w:hanging="360"/>
+      </w:pPr>
+      <w:rPr>
+        <w:rFonts w:hint="default"/>
+      </w:rPr>
+    </w:lvl>
+    <w:lvl w:ilvl="1" w:tplc="04190019" w:tentative="1">
+      <w:start w:val="1"/>
+      <w:numFmt w:val="lowerLetter"/>
+      <w:lvlText w:val="%2."/>
+      <w:lvlJc w:val="left"/>
+      <w:pPr>
+        <w:ind w:left="1440" w:hanging="360"/>
+      </w:pPr>
+    </w:lvl>
+    <w:lvl w:ilvl="2" w:tplc="0419001B" w:tentative="1">
+      <w:start w:val="1"/>
+      <w:numFmt w:val="lowerRoman"/>
+      <w:lvlText w:val="%3."/>
+      <w:lvlJc w:val="right"/>
+      <w:pPr>
+        <w:ind w:left="2160" w:hanging="180"/>
+      </w:pPr>
+    </w:lvl>
+    <w:lvl w:ilvl="3" w:tplc="0419000F" w:tentative="1">
+      <w:start w:val="1"/>
+      <w:numFmt w:val="decimal"/>
+      <w:lvlText w:val="%4."/>
+      <w:lvlJc w:val="left"/>
+      <w:pPr>
+        <w:ind w:left="2880" w:hanging="360"/>
+      </w:pPr>
+    </w:lvl>
+    <w:lvl w:ilvl="4" w:tplc="04190019" w:tentative="1">
+      <w:start w:val="1"/>
+      <w:numFmt w:val="lowerLetter"/>
+      <w:lvlText w:val="%5."/>
+      <w:lvlJc w:val="left"/>
+      <w:pPr>
+        <w:ind w:left="3600" w:hanging="360"/>
+      </w:pPr>
+    </w:lvl>
+    <w:lvl w:ilvl="5" w:tplc="0419001B" w:tentative="1">
+      <w:start w:val="1"/>
+      <w:numFmt w:val="lowerRoman"/>
+      <w:lvlText w:val="%6."/>
+      <w:lvlJc w:val="right"/>
+      <w:pPr>
+        <w:ind w:left="4320" w:hanging="180"/>
+      </w:pPr>
+    </w:lvl>
+    <w:lvl w:ilvl="6" w:tplc="0419000F" w:tentative="1">
+      <w:start w:val="1"/>
+      <w:numFmt w:val="decimal"/>
+      <w:lvlText w:val="%7."/>
+      <w:lvlJc w:val="left"/>
+      <w:pPr>
+        <w:ind w:left="5040" w:hanging="360"/>
+      </w:pPr>
+    </w:lvl>
+    <w:lvl w:ilvl="7" w:tplc="04190019" w:tentative="1">
+      <w:start w:val="1"/>
+      <w:numFmt w:val="lowerLetter"/>
+      <w:lvlText w:val="%8."/>
+      <w:lvlJc w:val="left"/>
+      <w:pPr>
+        <w:ind w:left="5760" w:hanging="360"/>
+      </w:pPr>
+    </w:lvl>
+    <w:lvl w:ilvl="8" w:tplc="0419001B" w:tentative="1">
+      <w:start w:val="1"/>
+      <w:numFmt w:val="lowerRoman"/>
+      <w:lvlText w:val="%9."/>
+      <w:lvlJc w:val="right"/>
+      <w:pPr>
+        <w:ind w:left="6480" w:hanging="180"/>
+      </w:pPr>
+    </w:lvl>
+  </w:abstractNum>
+  <w:abstractNum w:abstractNumId="8" w15:restartNumberingAfterBreak="0">
     <w:nsid w:val="269F6672"/>
     <w:multiLevelType w:val="multilevel"/>
     <w:tmpl w:val="C6985F72"/>
@@ -2857,7 +2754,7 @@
       </w:pPr>
     </w:lvl>
   </w:abstractNum>
-  <w:abstractNum w:abstractNumId="8" w15:restartNumberingAfterBreak="0">
+  <w:abstractNum w:abstractNumId="9" w15:restartNumberingAfterBreak="0">
     <w:nsid w:val="33741BF3"/>
     <w:multiLevelType w:val="hybridMultilevel"/>
     <w:tmpl w:val="55506640"/>
@@ -2946,7 +2843,7 @@
       </w:pPr>
     </w:lvl>
   </w:abstractNum>
-  <w:abstractNum w:abstractNumId="9" w15:restartNumberingAfterBreak="0">
+  <w:abstractNum w:abstractNumId="10" w15:restartNumberingAfterBreak="0">
     <w:nsid w:val="35537FFB"/>
     <w:multiLevelType w:val="hybridMultilevel"/>
     <w:tmpl w:val="EA0EC4A4"/>
@@ -3059,7 +2956,7 @@
       </w:rPr>
     </w:lvl>
   </w:abstractNum>
-  <w:abstractNum w:abstractNumId="10" w15:restartNumberingAfterBreak="0">
+  <w:abstractNum w:abstractNumId="11" w15:restartNumberingAfterBreak="0">
     <w:nsid w:val="368A1532"/>
     <w:multiLevelType w:val="hybridMultilevel"/>
     <w:tmpl w:val="849847A6"/>
@@ -3172,7 +3069,7 @@
       </w:rPr>
     </w:lvl>
   </w:abstractNum>
-  <w:abstractNum w:abstractNumId="11" w15:restartNumberingAfterBreak="0">
+  <w:abstractNum w:abstractNumId="12" w15:restartNumberingAfterBreak="0">
     <w:nsid w:val="3706177B"/>
     <w:multiLevelType w:val="hybridMultilevel"/>
     <w:tmpl w:val="2222B768"/>
@@ -3263,7 +3160,7 @@
       </w:pPr>
     </w:lvl>
   </w:abstractNum>
-  <w:abstractNum w:abstractNumId="12" w15:restartNumberingAfterBreak="0">
+  <w:abstractNum w:abstractNumId="13" w15:restartNumberingAfterBreak="0">
     <w:nsid w:val="380D7E2D"/>
     <w:multiLevelType w:val="hybridMultilevel"/>
     <w:tmpl w:val="BD6A212E"/>
@@ -3352,7 +3249,7 @@
       </w:pPr>
     </w:lvl>
   </w:abstractNum>
-  <w:abstractNum w:abstractNumId="13" w15:restartNumberingAfterBreak="0">
+  <w:abstractNum w:abstractNumId="14" w15:restartNumberingAfterBreak="0">
     <w:nsid w:val="4AFC684F"/>
     <w:multiLevelType w:val="hybridMultilevel"/>
     <w:tmpl w:val="FCC2426A"/>
@@ -3438,7 +3335,7 @@
       </w:pPr>
     </w:lvl>
   </w:abstractNum>
-  <w:abstractNum w:abstractNumId="14" w15:restartNumberingAfterBreak="0">
+  <w:abstractNum w:abstractNumId="15" w15:restartNumberingAfterBreak="0">
     <w:nsid w:val="51113D02"/>
     <w:multiLevelType w:val="multilevel"/>
     <w:tmpl w:val="47865856"/>
@@ -3551,7 +3448,7 @@
       </w:pPr>
     </w:lvl>
   </w:abstractNum>
-  <w:abstractNum w:abstractNumId="15" w15:restartNumberingAfterBreak="0">
+  <w:abstractNum w:abstractNumId="16" w15:restartNumberingAfterBreak="0">
     <w:nsid w:val="514346A9"/>
     <w:multiLevelType w:val="hybridMultilevel"/>
     <w:tmpl w:val="2F786D20"/>
@@ -3664,7 +3561,7 @@
       </w:rPr>
     </w:lvl>
   </w:abstractNum>
-  <w:abstractNum w:abstractNumId="16" w15:restartNumberingAfterBreak="0">
+  <w:abstractNum w:abstractNumId="17" w15:restartNumberingAfterBreak="0">
     <w:nsid w:val="52A42D3C"/>
     <w:multiLevelType w:val="multilevel"/>
     <w:tmpl w:val="12B055E0"/>
@@ -3777,7 +3674,7 @@
       </w:pPr>
     </w:lvl>
   </w:abstractNum>
-  <w:abstractNum w:abstractNumId="17" w15:restartNumberingAfterBreak="0">
+  <w:abstractNum w:abstractNumId="18" w15:restartNumberingAfterBreak="0">
     <w:nsid w:val="5A787538"/>
     <w:multiLevelType w:val="hybridMultilevel"/>
     <w:tmpl w:val="4D228E32"/>
@@ -3867,7 +3764,7 @@
       </w:pPr>
     </w:lvl>
   </w:abstractNum>
-  <w:abstractNum w:abstractNumId="18" w15:restartNumberingAfterBreak="0">
+  <w:abstractNum w:abstractNumId="19" w15:restartNumberingAfterBreak="0">
     <w:nsid w:val="5C265A03"/>
     <w:multiLevelType w:val="hybridMultilevel"/>
     <w:tmpl w:val="17B25074"/>
@@ -3956,7 +3853,7 @@
       </w:pPr>
     </w:lvl>
   </w:abstractNum>
-  <w:abstractNum w:abstractNumId="19" w15:restartNumberingAfterBreak="0">
+  <w:abstractNum w:abstractNumId="20" w15:restartNumberingAfterBreak="0">
     <w:nsid w:val="5DC505C0"/>
     <w:multiLevelType w:val="multilevel"/>
     <w:tmpl w:val="855815DA"/>
@@ -4069,7 +3966,7 @@
       </w:pPr>
     </w:lvl>
   </w:abstractNum>
-  <w:abstractNum w:abstractNumId="20" w15:restartNumberingAfterBreak="0">
+  <w:abstractNum w:abstractNumId="21" w15:restartNumberingAfterBreak="0">
     <w:nsid w:val="622F6DA2"/>
     <w:multiLevelType w:val="hybridMultilevel"/>
     <w:tmpl w:val="632E3C8A"/>
@@ -4182,7 +4079,7 @@
       </w:rPr>
     </w:lvl>
   </w:abstractNum>
-  <w:abstractNum w:abstractNumId="21" w15:restartNumberingAfterBreak="0">
+  <w:abstractNum w:abstractNumId="22" w15:restartNumberingAfterBreak="0">
     <w:nsid w:val="669419C2"/>
     <w:multiLevelType w:val="hybridMultilevel"/>
     <w:tmpl w:val="E4E23850"/>
@@ -4271,7 +4168,7 @@
       </w:pPr>
     </w:lvl>
   </w:abstractNum>
-  <w:abstractNum w:abstractNumId="22" w15:restartNumberingAfterBreak="0">
+  <w:abstractNum w:abstractNumId="23" w15:restartNumberingAfterBreak="0">
     <w:nsid w:val="688B7818"/>
     <w:multiLevelType w:val="multilevel"/>
     <w:tmpl w:val="22B03402"/>
@@ -4384,7 +4281,7 @@
       </w:pPr>
     </w:lvl>
   </w:abstractNum>
-  <w:abstractNum w:abstractNumId="23" w15:restartNumberingAfterBreak="0">
+  <w:abstractNum w:abstractNumId="24" w15:restartNumberingAfterBreak="0">
     <w:nsid w:val="6E044C1F"/>
     <w:multiLevelType w:val="multilevel"/>
     <w:tmpl w:val="24D8C64E"/>
@@ -4497,7 +4394,7 @@
       </w:pPr>
     </w:lvl>
   </w:abstractNum>
-  <w:abstractNum w:abstractNumId="24" w15:restartNumberingAfterBreak="0">
+  <w:abstractNum w:abstractNumId="25" w15:restartNumberingAfterBreak="0">
     <w:nsid w:val="70D85318"/>
     <w:multiLevelType w:val="hybridMultilevel"/>
     <w:tmpl w:val="2FC28658"/>
@@ -4609,7 +4506,7 @@
       </w:rPr>
     </w:lvl>
   </w:abstractNum>
-  <w:abstractNum w:abstractNumId="25" w15:restartNumberingAfterBreak="0">
+  <w:abstractNum w:abstractNumId="26" w15:restartNumberingAfterBreak="0">
     <w:nsid w:val="73165A09"/>
     <w:multiLevelType w:val="hybridMultilevel"/>
     <w:tmpl w:val="2222B768"/>
@@ -4700,7 +4597,7 @@
       </w:pPr>
     </w:lvl>
   </w:abstractNum>
-  <w:abstractNum w:abstractNumId="26" w15:restartNumberingAfterBreak="0">
+  <w:abstractNum w:abstractNumId="27" w15:restartNumberingAfterBreak="0">
     <w:nsid w:val="732B7F13"/>
     <w:multiLevelType w:val="multilevel"/>
     <w:tmpl w:val="8862942A"/>
@@ -4813,7 +4710,7 @@
       </w:pPr>
     </w:lvl>
   </w:abstractNum>
-  <w:abstractNum w:abstractNumId="27" w15:restartNumberingAfterBreak="0">
+  <w:abstractNum w:abstractNumId="28" w15:restartNumberingAfterBreak="0">
     <w:nsid w:val="74D145CB"/>
     <w:multiLevelType w:val="hybridMultilevel"/>
     <w:tmpl w:val="90628C38"/>
@@ -4926,7 +4823,7 @@
       </w:rPr>
     </w:lvl>
   </w:abstractNum>
-  <w:abstractNum w:abstractNumId="28" w15:restartNumberingAfterBreak="0">
+  <w:abstractNum w:abstractNumId="29" w15:restartNumberingAfterBreak="0">
     <w:nsid w:val="751B61C6"/>
     <w:multiLevelType w:val="hybridMultilevel"/>
     <w:tmpl w:val="C4C66D4E"/>
@@ -5040,55 +4937,55 @@
     </w:lvl>
   </w:abstractNum>
   <w:num w:numId="1" w16cid:durableId="1435318006">
-    <w:abstractNumId w:val="19"/>
+    <w:abstractNumId w:val="20"/>
   </w:num>
   <w:num w:numId="2" w16cid:durableId="726875977">
-    <w:abstractNumId w:val="14"/>
+    <w:abstractNumId w:val="15"/>
   </w:num>
   <w:num w:numId="3" w16cid:durableId="732965245">
-    <w:abstractNumId w:val="23"/>
+    <w:abstractNumId w:val="24"/>
   </w:num>
   <w:num w:numId="4" w16cid:durableId="283002411">
-    <w:abstractNumId w:val="7"/>
+    <w:abstractNumId w:val="8"/>
   </w:num>
   <w:num w:numId="5" w16cid:durableId="1922565257">
-    <w:abstractNumId w:val="10"/>
+    <w:abstractNumId w:val="11"/>
   </w:num>
   <w:num w:numId="6" w16cid:durableId="440415154">
-    <w:abstractNumId w:val="12"/>
+    <w:abstractNumId w:val="13"/>
   </w:num>
   <w:num w:numId="7" w16cid:durableId="939725778">
-    <w:abstractNumId w:val="24"/>
+    <w:abstractNumId w:val="25"/>
   </w:num>
   <w:num w:numId="8" w16cid:durableId="458836783">
-    <w:abstractNumId w:val="18"/>
+    <w:abstractNumId w:val="19"/>
   </w:num>
   <w:num w:numId="9" w16cid:durableId="1635141748">
     <w:abstractNumId w:val="2"/>
   </w:num>
   <w:num w:numId="10" w16cid:durableId="311179058">
-    <w:abstractNumId w:val="8"/>
+    <w:abstractNumId w:val="9"/>
   </w:num>
   <w:num w:numId="11" w16cid:durableId="2145732182">
-    <w:abstractNumId w:val="28"/>
+    <w:abstractNumId w:val="29"/>
   </w:num>
   <w:num w:numId="12" w16cid:durableId="1058475534">
-    <w:abstractNumId w:val="15"/>
+    <w:abstractNumId w:val="16"/>
   </w:num>
   <w:num w:numId="13" w16cid:durableId="1252468821">
-    <w:abstractNumId w:val="17"/>
+    <w:abstractNumId w:val="18"/>
   </w:num>
   <w:num w:numId="14" w16cid:durableId="1877542266">
-    <w:abstractNumId w:val="13"/>
+    <w:abstractNumId w:val="14"/>
   </w:num>
   <w:num w:numId="15" w16cid:durableId="582489298">
     <w:abstractNumId w:val="1"/>
   </w:num>
   <w:num w:numId="16" w16cid:durableId="1349284648">
-    <w:abstractNumId w:val="22"/>
+    <w:abstractNumId w:val="23"/>
   </w:num>
   <w:num w:numId="17" w16cid:durableId="1799643794">
-    <w:abstractNumId w:val="22"/>
+    <w:abstractNumId w:val="23"/>
     <w:lvlOverride w:ilvl="1">
       <w:lvl w:ilvl="1">
         <w:numFmt w:val="lowerLetter"/>
@@ -5098,7 +4995,7 @@
     </w:lvlOverride>
   </w:num>
   <w:num w:numId="18" w16cid:durableId="46881900">
-    <w:abstractNumId w:val="22"/>
+    <w:abstractNumId w:val="23"/>
     <w:lvlOverride w:ilvl="1">
       <w:lvl w:ilvl="1">
         <w:numFmt w:val="lowerLetter"/>
@@ -5108,7 +5005,7 @@
     </w:lvlOverride>
   </w:num>
   <w:num w:numId="19" w16cid:durableId="874393748">
-    <w:abstractNumId w:val="22"/>
+    <w:abstractNumId w:val="23"/>
     <w:lvlOverride w:ilvl="1">
       <w:lvl w:ilvl="1">
         <w:numFmt w:val="lowerLetter"/>
@@ -5118,7 +5015,7 @@
     </w:lvlOverride>
   </w:num>
   <w:num w:numId="20" w16cid:durableId="1833108619">
-    <w:abstractNumId w:val="22"/>
+    <w:abstractNumId w:val="23"/>
     <w:lvlOverride w:ilvl="1">
       <w:lvl w:ilvl="1">
         <w:numFmt w:val="lowerLetter"/>
@@ -5128,7 +5025,7 @@
     </w:lvlOverride>
   </w:num>
   <w:num w:numId="21" w16cid:durableId="1333067911">
-    <w:abstractNumId w:val="22"/>
+    <w:abstractNumId w:val="23"/>
     <w:lvlOverride w:ilvl="1">
       <w:lvl w:ilvl="1">
         <w:numFmt w:val="lowerLetter"/>
@@ -5138,7 +5035,7 @@
     </w:lvlOverride>
   </w:num>
   <w:num w:numId="22" w16cid:durableId="1561209208">
-    <w:abstractNumId w:val="22"/>
+    <w:abstractNumId w:val="23"/>
     <w:lvlOverride w:ilvl="1">
       <w:lvl w:ilvl="1">
         <w:numFmt w:val="lowerLetter"/>
@@ -5148,7 +5045,7 @@
     </w:lvlOverride>
   </w:num>
   <w:num w:numId="23" w16cid:durableId="1282343718">
-    <w:abstractNumId w:val="22"/>
+    <w:abstractNumId w:val="23"/>
     <w:lvlOverride w:ilvl="1">
       <w:lvl w:ilvl="1">
         <w:numFmt w:val="lowerLetter"/>
@@ -5158,7 +5055,7 @@
     </w:lvlOverride>
   </w:num>
   <w:num w:numId="24" w16cid:durableId="1620842325">
-    <w:abstractNumId w:val="22"/>
+    <w:abstractNumId w:val="23"/>
     <w:lvlOverride w:ilvl="1">
       <w:lvl w:ilvl="1">
         <w:numFmt w:val="lowerLetter"/>
@@ -5168,7 +5065,7 @@
     </w:lvlOverride>
   </w:num>
   <w:num w:numId="25" w16cid:durableId="1713262336">
-    <w:abstractNumId w:val="22"/>
+    <w:abstractNumId w:val="23"/>
     <w:lvlOverride w:ilvl="1">
       <w:lvl w:ilvl="1">
         <w:numFmt w:val="lowerLetter"/>
@@ -5178,10 +5075,10 @@
     </w:lvlOverride>
   </w:num>
   <w:num w:numId="26" w16cid:durableId="1921597015">
-    <w:abstractNumId w:val="16"/>
+    <w:abstractNumId w:val="17"/>
   </w:num>
   <w:num w:numId="27" w16cid:durableId="1351646026">
-    <w:abstractNumId w:val="16"/>
+    <w:abstractNumId w:val="17"/>
     <w:lvlOverride w:ilvl="1">
       <w:lvl w:ilvl="1">
         <w:numFmt w:val="lowerLetter"/>
@@ -5191,7 +5088,7 @@
     </w:lvlOverride>
   </w:num>
   <w:num w:numId="28" w16cid:durableId="2018070676">
-    <w:abstractNumId w:val="16"/>
+    <w:abstractNumId w:val="17"/>
     <w:lvlOverride w:ilvl="1">
       <w:lvl w:ilvl="1">
         <w:numFmt w:val="lowerLetter"/>
@@ -5201,7 +5098,7 @@
     </w:lvlOverride>
   </w:num>
   <w:num w:numId="29" w16cid:durableId="1999994785">
-    <w:abstractNumId w:val="16"/>
+    <w:abstractNumId w:val="17"/>
     <w:lvlOverride w:ilvl="1">
       <w:lvl w:ilvl="1">
         <w:numFmt w:val="lowerLetter"/>
@@ -5211,7 +5108,7 @@
     </w:lvlOverride>
   </w:num>
   <w:num w:numId="30" w16cid:durableId="531920043">
-    <w:abstractNumId w:val="16"/>
+    <w:abstractNumId w:val="17"/>
     <w:lvlOverride w:ilvl="1">
       <w:lvl w:ilvl="1">
         <w:numFmt w:val="lowerLetter"/>
@@ -5221,7 +5118,7 @@
     </w:lvlOverride>
   </w:num>
   <w:num w:numId="31" w16cid:durableId="2100103955">
-    <w:abstractNumId w:val="16"/>
+    <w:abstractNumId w:val="17"/>
     <w:lvlOverride w:ilvl="1">
       <w:lvl w:ilvl="1">
         <w:numFmt w:val="lowerLetter"/>
@@ -5231,7 +5128,7 @@
     </w:lvlOverride>
   </w:num>
   <w:num w:numId="32" w16cid:durableId="347413678">
-    <w:abstractNumId w:val="16"/>
+    <w:abstractNumId w:val="17"/>
     <w:lvlOverride w:ilvl="1">
       <w:lvl w:ilvl="1">
         <w:numFmt w:val="lowerLetter"/>
@@ -5241,7 +5138,7 @@
     </w:lvlOverride>
   </w:num>
   <w:num w:numId="33" w16cid:durableId="548686232">
-    <w:abstractNumId w:val="16"/>
+    <w:abstractNumId w:val="17"/>
     <w:lvlOverride w:ilvl="1">
       <w:lvl w:ilvl="1">
         <w:numFmt w:val="lowerLetter"/>
@@ -5251,7 +5148,7 @@
     </w:lvlOverride>
   </w:num>
   <w:num w:numId="34" w16cid:durableId="625546396">
-    <w:abstractNumId w:val="16"/>
+    <w:abstractNumId w:val="17"/>
     <w:lvlOverride w:ilvl="1">
       <w:lvl w:ilvl="1">
         <w:numFmt w:val="lowerLetter"/>
@@ -5261,7 +5158,7 @@
     </w:lvlOverride>
   </w:num>
   <w:num w:numId="35" w16cid:durableId="1615863254">
-    <w:abstractNumId w:val="16"/>
+    <w:abstractNumId w:val="17"/>
     <w:lvlOverride w:ilvl="1">
       <w:lvl w:ilvl="1">
         <w:numFmt w:val="lowerLetter"/>
@@ -5274,7 +5171,7 @@
     <w:abstractNumId w:val="3"/>
   </w:num>
   <w:num w:numId="37" w16cid:durableId="1610970387">
-    <w:abstractNumId w:val="26"/>
+    <w:abstractNumId w:val="27"/>
     <w:lvlOverride w:ilvl="0">
       <w:lvl w:ilvl="0">
         <w:numFmt w:val="lowerLetter"/>
@@ -5290,19 +5187,19 @@
     <w:abstractNumId w:val="4"/>
   </w:num>
   <w:num w:numId="40" w16cid:durableId="2084134633">
-    <w:abstractNumId w:val="9"/>
+    <w:abstractNumId w:val="10"/>
   </w:num>
   <w:num w:numId="41" w16cid:durableId="913122715">
-    <w:abstractNumId w:val="20"/>
+    <w:abstractNumId w:val="21"/>
   </w:num>
   <w:num w:numId="42" w16cid:durableId="89548569">
-    <w:abstractNumId w:val="27"/>
+    <w:abstractNumId w:val="28"/>
   </w:num>
   <w:num w:numId="43" w16cid:durableId="1159805248">
-    <w:abstractNumId w:val="11"/>
+    <w:abstractNumId w:val="12"/>
   </w:num>
   <w:num w:numId="44" w16cid:durableId="1571114134">
-    <w:abstractNumId w:val="25"/>
+    <w:abstractNumId w:val="26"/>
   </w:num>
   <w:num w:numId="45" w16cid:durableId="887228939">
     <w:abstractNumId w:val="5"/>
@@ -5311,7 +5208,10 @@
     <w:abstractNumId w:val="0"/>
   </w:num>
   <w:num w:numId="47" w16cid:durableId="1205678362">
-    <w:abstractNumId w:val="21"/>
+    <w:abstractNumId w:val="22"/>
+  </w:num>
+  <w:num w:numId="48" w16cid:durableId="1099915220">
+    <w:abstractNumId w:val="7"/>
   </w:num>
 </w:numbering>
 </file>
